--- a/11а клас/ООП/07. Елементи от функционалното програмиране/07.3.Допълнително-упражнение - решения.docx
+++ b/11а клас/ООП/07. Елементи от функционалното програмиране/07.3.Допълнително-упражнение - решения.docx
@@ -8,85 +8,3497 @@
         <w:jc w:val="center"/>
       </w:pPr>
       <w:r>
-        <w:t>Решения: Допълнително упражнение – функционално</w:t>
+        <w:rPr>
+          <w:color w:val="1F497D"/>
+        </w:rPr>
+        <w:t>Решения: Допълнително упражнение — Абстракция и интерфейси</w:t>
+      </w:r>
+    </w:p>
+    <w:p>
+      <w:pPr>
+        <w:jc w:val="center"/>
+      </w:pPr>
+      <w:r>
+        <w:rPr>
+          <w:b/>
+          <w:color w:val="C62028"/>
+          <w:sz w:val="24"/>
+        </w:rPr>
+        <w:t>ООП  ·  11А клас  |  САМО ЗА УЧИТЕЛЯ</w:t>
       </w:r>
     </w:p>
     <w:p/>
     <w:p>
       <w:pPr>
-        <w:pStyle w:val="Heading2"/>
+        <w:spacing w:before="280" w:after="80"/>
+        <w:shd w:val="clear" w:color="auto" w:fill="2E75B6"/>
       </w:pPr>
       <w:r>
         <w:rPr>
-          <w:color w:val="2E75B6"/>
+          <w:b/>
+          <w:color w:val="FFFFFF"/>
+          <w:sz w:val="28"/>
         </w:rPr>
-        <w:t>Делегати Func, Action, Predicate</w:t>
+        <w:t xml:space="preserve">  Задача 1: Граничен контрол</w:t>
       </w:r>
     </w:p>
     <w:p>
       <w:pPr>
-        <w:pStyle w:val="Heading3"/>
+        <w:spacing w:after="80"/>
+        <w:ind w:left="288"/>
       </w:pPr>
       <w:r>
         <w:rPr>
-          <w:color w:val="378645"/>
+          <w:i/>
+          <w:color w:val="1B5E20"/>
+          <w:sz w:val="21"/>
         </w:rPr>
-        <w:t>Решение:</w:t>
+        <w:t>Интерфейс IId → Citizen(name, age, id) и Robot(model, id). Филтриране на ID-та завършващи с дадена цифра.</w:t>
       </w:r>
     </w:p>
     <w:p>
+      <w:pPr>
+        <w:spacing w:before="40" w:after="40"/>
+      </w:pPr>
+    </w:p>
+    <w:p>
+      <w:pPr>
+        <w:spacing w:before="160" w:after="40"/>
+      </w:pPr>
+      <w:r>
+        <w:rPr>
+          <w:b/>
+          <w:color w:val="1F497D"/>
+          <w:sz w:val="24"/>
+        </w:rPr>
+        <w:t>Интерфейс и класове:</w:t>
+      </w:r>
+    </w:p>
+    <w:p>
+      <w:pPr>
+        <w:spacing w:before="0" w:after="0"/>
+        <w:ind w:left="288"/>
+        <w:shd w:val="clear" w:color="auto" w:fill="F2F2F2"/>
+      </w:pPr>
       <w:r>
         <w:rPr>
           <w:rFonts w:ascii="Courier New" w:hAnsi="Courier New"/>
-          <w:color w:val="1F1F1F"/>
-          <w:sz w:val="18"/>
+          <w:sz w:val="19"/>
         </w:rPr>
-        <w:t>// Func&lt;TIn, TOut&gt; – функция с параметри и резултат</w:t>
-        <w:br/>
-        <w:t>Func&lt;int, int, int&gt; add      = (a, b) =&gt; a + b;</w:t>
-        <w:br/>
-        <w:t>Func&lt;string, int&gt;   strLen   = s =&gt; s.Length;</w:t>
-        <w:br/>
-        <w:t>Func&lt;int, bool&gt;     isEven   = n =&gt; n % 2 == 0;</w:t>
-        <w:br/>
-        <w:br/>
-        <w:t>// Action&lt;T&gt; – функция без резултат</w:t>
-        <w:br/>
-        <w:t>Action&lt;string&gt; print    = s =&gt; Console.WriteLine(s);</w:t>
-        <w:br/>
-        <w:t>Action&lt;int, int&gt; printSum = (a, b) =&gt; Console.WriteLine(a + b);</w:t>
-        <w:br/>
-        <w:br/>
-        <w:t>// Predicate&lt;T&gt; – специален Func&lt;T, bool&gt;</w:t>
-        <w:br/>
-        <w:t>Predicate&lt;string&gt; notEmpty = s =&gt; !string.IsNullOrEmpty(s);</w:t>
-        <w:br/>
-        <w:br/>
-        <w:t>// Пример: функция от по-висок ред</w:t>
-        <w:br/>
-        <w:t>static List&lt;T&gt; MyWhere&lt;T&gt;(List&lt;T&gt; list, Predicate&lt;T&gt; pred)</w:t>
-        <w:br/>
-        <w:t xml:space="preserve">    =&gt; list.FindAll(pred);</w:t>
-        <w:br/>
-        <w:br/>
-        <w:t>static List&lt;TOut&gt; MySelect&lt;TIn, TOut&gt;(List&lt;TIn&gt; list, Func&lt;TIn, TOut&gt; transform)</w:t>
-        <w:br/>
-        <w:t xml:space="preserve">    =&gt; list.Select(transform).ToList();</w:t>
-        <w:br/>
-        <w:br/>
-        <w:t>// Употреба:</w:t>
-        <w:br/>
-        <w:t>var nums    = new List&lt;int&gt; { 1, 2, 3, 4, 5, 6 };</w:t>
-        <w:br/>
-        <w:t>var evens   = MyWhere(nums, n =&gt; n % 2 == 0);      // [2,4,6]</w:t>
-        <w:br/>
-        <w:t>var squared = MySelect(nums, n =&gt; n * n);           // [1,4,9,16,25,36]</w:t>
+        <w:t>interface IId</w:t>
+      </w:r>
+    </w:p>
+    <w:p>
+      <w:pPr>
+        <w:spacing w:before="0" w:after="0"/>
+        <w:ind w:left="288"/>
+        <w:shd w:val="clear" w:color="auto" w:fill="F2F2F2"/>
+      </w:pPr>
+      <w:r>
+        <w:rPr>
+          <w:rFonts w:ascii="Courier New" w:hAnsi="Courier New"/>
+          <w:sz w:val="19"/>
+        </w:rPr>
+        <w:t>{</w:t>
+      </w:r>
+    </w:p>
+    <w:p>
+      <w:pPr>
+        <w:spacing w:before="0" w:after="0"/>
+        <w:ind w:left="288"/>
+        <w:shd w:val="clear" w:color="auto" w:fill="F2F2F2"/>
+      </w:pPr>
+      <w:r>
+        <w:rPr>
+          <w:rFonts w:ascii="Courier New" w:hAnsi="Courier New"/>
+          <w:sz w:val="19"/>
+        </w:rPr>
+        <w:t xml:space="preserve">    string Id { get; }</w:t>
+      </w:r>
+    </w:p>
+    <w:p>
+      <w:pPr>
+        <w:spacing w:before="0" w:after="0"/>
+        <w:ind w:left="288"/>
+        <w:shd w:val="clear" w:color="auto" w:fill="F2F2F2"/>
+      </w:pPr>
+      <w:r>
+        <w:rPr>
+          <w:rFonts w:ascii="Courier New" w:hAnsi="Courier New"/>
+          <w:sz w:val="19"/>
+        </w:rPr>
+        <w:t>}</w:t>
+      </w:r>
+    </w:p>
+    <w:p>
+      <w:pPr>
+        <w:spacing w:before="0" w:after="0"/>
+        <w:ind w:left="288"/>
+        <w:shd w:val="clear" w:color="auto" w:fill="F2F2F2"/>
+      </w:pPr>
+      <w:r>
+        <w:rPr>
+          <w:rFonts w:ascii="Courier New" w:hAnsi="Courier New"/>
+          <w:sz w:val="19"/>
+        </w:rPr>
+      </w:r>
+    </w:p>
+    <w:p>
+      <w:pPr>
+        <w:spacing w:before="0" w:after="0"/>
+        <w:ind w:left="288"/>
+        <w:shd w:val="clear" w:color="auto" w:fill="F2F2F2"/>
+      </w:pPr>
+      <w:r>
+        <w:rPr>
+          <w:rFonts w:ascii="Courier New" w:hAnsi="Courier New"/>
+          <w:sz w:val="19"/>
+        </w:rPr>
+        <w:t>class Citizen : IId</w:t>
+      </w:r>
+    </w:p>
+    <w:p>
+      <w:pPr>
+        <w:spacing w:before="0" w:after="0"/>
+        <w:ind w:left="288"/>
+        <w:shd w:val="clear" w:color="auto" w:fill="F2F2F2"/>
+      </w:pPr>
+      <w:r>
+        <w:rPr>
+          <w:rFonts w:ascii="Courier New" w:hAnsi="Courier New"/>
+          <w:sz w:val="19"/>
+        </w:rPr>
+        <w:t>{</w:t>
+      </w:r>
+    </w:p>
+    <w:p>
+      <w:pPr>
+        <w:spacing w:before="0" w:after="0"/>
+        <w:ind w:left="288"/>
+        <w:shd w:val="clear" w:color="auto" w:fill="F2F2F2"/>
+      </w:pPr>
+      <w:r>
+        <w:rPr>
+          <w:rFonts w:ascii="Courier New" w:hAnsi="Courier New"/>
+          <w:sz w:val="19"/>
+        </w:rPr>
+        <w:t xml:space="preserve">    public string Name { get; }</w:t>
+      </w:r>
+    </w:p>
+    <w:p>
+      <w:pPr>
+        <w:spacing w:before="0" w:after="0"/>
+        <w:ind w:left="288"/>
+        <w:shd w:val="clear" w:color="auto" w:fill="F2F2F2"/>
+      </w:pPr>
+      <w:r>
+        <w:rPr>
+          <w:rFonts w:ascii="Courier New" w:hAnsi="Courier New"/>
+          <w:sz w:val="19"/>
+        </w:rPr>
+        <w:t xml:space="preserve">    public int    Age  { get; }</w:t>
+      </w:r>
+    </w:p>
+    <w:p>
+      <w:pPr>
+        <w:spacing w:before="0" w:after="0"/>
+        <w:ind w:left="288"/>
+        <w:shd w:val="clear" w:color="auto" w:fill="F2F2F2"/>
+      </w:pPr>
+      <w:r>
+        <w:rPr>
+          <w:rFonts w:ascii="Courier New" w:hAnsi="Courier New"/>
+          <w:sz w:val="19"/>
+        </w:rPr>
+        <w:t xml:space="preserve">    public string Id   { get; }</w:t>
+      </w:r>
+    </w:p>
+    <w:p>
+      <w:pPr>
+        <w:spacing w:before="0" w:after="0"/>
+        <w:ind w:left="288"/>
+        <w:shd w:val="clear" w:color="auto" w:fill="F2F2F2"/>
+      </w:pPr>
+      <w:r>
+        <w:rPr>
+          <w:rFonts w:ascii="Courier New" w:hAnsi="Courier New"/>
+          <w:sz w:val="19"/>
+        </w:rPr>
+      </w:r>
+    </w:p>
+    <w:p>
+      <w:pPr>
+        <w:spacing w:before="0" w:after="0"/>
+        <w:ind w:left="288"/>
+        <w:shd w:val="clear" w:color="auto" w:fill="F2F2F2"/>
+      </w:pPr>
+      <w:r>
+        <w:rPr>
+          <w:rFonts w:ascii="Courier New" w:hAnsi="Courier New"/>
+          <w:sz w:val="19"/>
+        </w:rPr>
+        <w:t xml:space="preserve">    public Citizen(string name, int age, string id)</w:t>
+      </w:r>
+    </w:p>
+    <w:p>
+      <w:pPr>
+        <w:spacing w:before="0" w:after="0"/>
+        <w:ind w:left="288"/>
+        <w:shd w:val="clear" w:color="auto" w:fill="F2F2F2"/>
+      </w:pPr>
+      <w:r>
+        <w:rPr>
+          <w:rFonts w:ascii="Courier New" w:hAnsi="Courier New"/>
+          <w:sz w:val="19"/>
+        </w:rPr>
+        <w:t xml:space="preserve">    {</w:t>
+      </w:r>
+    </w:p>
+    <w:p>
+      <w:pPr>
+        <w:spacing w:before="0" w:after="0"/>
+        <w:ind w:left="288"/>
+        <w:shd w:val="clear" w:color="auto" w:fill="F2F2F2"/>
+      </w:pPr>
+      <w:r>
+        <w:rPr>
+          <w:rFonts w:ascii="Courier New" w:hAnsi="Courier New"/>
+          <w:sz w:val="19"/>
+        </w:rPr>
+        <w:t xml:space="preserve">        Name = name;</w:t>
+      </w:r>
+    </w:p>
+    <w:p>
+      <w:pPr>
+        <w:spacing w:before="0" w:after="0"/>
+        <w:ind w:left="288"/>
+        <w:shd w:val="clear" w:color="auto" w:fill="F2F2F2"/>
+      </w:pPr>
+      <w:r>
+        <w:rPr>
+          <w:rFonts w:ascii="Courier New" w:hAnsi="Courier New"/>
+          <w:sz w:val="19"/>
+        </w:rPr>
+        <w:t xml:space="preserve">        Age  = age;</w:t>
+      </w:r>
+    </w:p>
+    <w:p>
+      <w:pPr>
+        <w:spacing w:before="0" w:after="0"/>
+        <w:ind w:left="288"/>
+        <w:shd w:val="clear" w:color="auto" w:fill="F2F2F2"/>
+      </w:pPr>
+      <w:r>
+        <w:rPr>
+          <w:rFonts w:ascii="Courier New" w:hAnsi="Courier New"/>
+          <w:sz w:val="19"/>
+        </w:rPr>
+        <w:t xml:space="preserve">        Id   = id;</w:t>
+      </w:r>
+    </w:p>
+    <w:p>
+      <w:pPr>
+        <w:spacing w:before="0" w:after="0"/>
+        <w:ind w:left="288"/>
+        <w:shd w:val="clear" w:color="auto" w:fill="F2F2F2"/>
+      </w:pPr>
+      <w:r>
+        <w:rPr>
+          <w:rFonts w:ascii="Courier New" w:hAnsi="Courier New"/>
+          <w:sz w:val="19"/>
+        </w:rPr>
+        <w:t xml:space="preserve">    }</w:t>
+      </w:r>
+    </w:p>
+    <w:p>
+      <w:pPr>
+        <w:spacing w:before="0" w:after="0"/>
+        <w:ind w:left="288"/>
+        <w:shd w:val="clear" w:color="auto" w:fill="F2F2F2"/>
+      </w:pPr>
+      <w:r>
+        <w:rPr>
+          <w:rFonts w:ascii="Courier New" w:hAnsi="Courier New"/>
+          <w:sz w:val="19"/>
+        </w:rPr>
+        <w:t>}</w:t>
+      </w:r>
+    </w:p>
+    <w:p>
+      <w:pPr>
+        <w:spacing w:before="0" w:after="0"/>
+        <w:ind w:left="288"/>
+        <w:shd w:val="clear" w:color="auto" w:fill="F2F2F2"/>
+      </w:pPr>
+      <w:r>
+        <w:rPr>
+          <w:rFonts w:ascii="Courier New" w:hAnsi="Courier New"/>
+          <w:sz w:val="19"/>
+        </w:rPr>
+      </w:r>
+    </w:p>
+    <w:p>
+      <w:pPr>
+        <w:spacing w:before="0" w:after="0"/>
+        <w:ind w:left="288"/>
+        <w:shd w:val="clear" w:color="auto" w:fill="F2F2F2"/>
+      </w:pPr>
+      <w:r>
+        <w:rPr>
+          <w:rFonts w:ascii="Courier New" w:hAnsi="Courier New"/>
+          <w:sz w:val="19"/>
+        </w:rPr>
+        <w:t>class Robot : IId</w:t>
+      </w:r>
+    </w:p>
+    <w:p>
+      <w:pPr>
+        <w:spacing w:before="0" w:after="0"/>
+        <w:ind w:left="288"/>
+        <w:shd w:val="clear" w:color="auto" w:fill="F2F2F2"/>
+      </w:pPr>
+      <w:r>
+        <w:rPr>
+          <w:rFonts w:ascii="Courier New" w:hAnsi="Courier New"/>
+          <w:sz w:val="19"/>
+        </w:rPr>
+        <w:t>{</w:t>
+      </w:r>
+    </w:p>
+    <w:p>
+      <w:pPr>
+        <w:spacing w:before="0" w:after="0"/>
+        <w:ind w:left="288"/>
+        <w:shd w:val="clear" w:color="auto" w:fill="F2F2F2"/>
+      </w:pPr>
+      <w:r>
+        <w:rPr>
+          <w:rFonts w:ascii="Courier New" w:hAnsi="Courier New"/>
+          <w:sz w:val="19"/>
+        </w:rPr>
+        <w:t xml:space="preserve">    public string Model { get; }</w:t>
+      </w:r>
+    </w:p>
+    <w:p>
+      <w:pPr>
+        <w:spacing w:before="0" w:after="0"/>
+        <w:ind w:left="288"/>
+        <w:shd w:val="clear" w:color="auto" w:fill="F2F2F2"/>
+      </w:pPr>
+      <w:r>
+        <w:rPr>
+          <w:rFonts w:ascii="Courier New" w:hAnsi="Courier New"/>
+          <w:sz w:val="19"/>
+        </w:rPr>
+        <w:t xml:space="preserve">    public string Id    { get; }</w:t>
+      </w:r>
+    </w:p>
+    <w:p>
+      <w:pPr>
+        <w:spacing w:before="0" w:after="0"/>
+        <w:ind w:left="288"/>
+        <w:shd w:val="clear" w:color="auto" w:fill="F2F2F2"/>
+      </w:pPr>
+      <w:r>
+        <w:rPr>
+          <w:rFonts w:ascii="Courier New" w:hAnsi="Courier New"/>
+          <w:sz w:val="19"/>
+        </w:rPr>
+      </w:r>
+    </w:p>
+    <w:p>
+      <w:pPr>
+        <w:spacing w:before="0" w:after="0"/>
+        <w:ind w:left="288"/>
+        <w:shd w:val="clear" w:color="auto" w:fill="F2F2F2"/>
+      </w:pPr>
+      <w:r>
+        <w:rPr>
+          <w:rFonts w:ascii="Courier New" w:hAnsi="Courier New"/>
+          <w:sz w:val="19"/>
+        </w:rPr>
+        <w:t xml:space="preserve">    public Robot(string model, string id)</w:t>
+      </w:r>
+    </w:p>
+    <w:p>
+      <w:pPr>
+        <w:spacing w:before="0" w:after="0"/>
+        <w:ind w:left="288"/>
+        <w:shd w:val="clear" w:color="auto" w:fill="F2F2F2"/>
+      </w:pPr>
+      <w:r>
+        <w:rPr>
+          <w:rFonts w:ascii="Courier New" w:hAnsi="Courier New"/>
+          <w:sz w:val="19"/>
+        </w:rPr>
+        <w:t xml:space="preserve">    {</w:t>
+      </w:r>
+    </w:p>
+    <w:p>
+      <w:pPr>
+        <w:spacing w:before="0" w:after="0"/>
+        <w:ind w:left="288"/>
+        <w:shd w:val="clear" w:color="auto" w:fill="F2F2F2"/>
+      </w:pPr>
+      <w:r>
+        <w:rPr>
+          <w:rFonts w:ascii="Courier New" w:hAnsi="Courier New"/>
+          <w:sz w:val="19"/>
+        </w:rPr>
+        <w:t xml:space="preserve">        Model = model;</w:t>
+      </w:r>
+    </w:p>
+    <w:p>
+      <w:pPr>
+        <w:spacing w:before="0" w:after="0"/>
+        <w:ind w:left="288"/>
+        <w:shd w:val="clear" w:color="auto" w:fill="F2F2F2"/>
+      </w:pPr>
+      <w:r>
+        <w:rPr>
+          <w:rFonts w:ascii="Courier New" w:hAnsi="Courier New"/>
+          <w:sz w:val="19"/>
+        </w:rPr>
+        <w:t xml:space="preserve">        Id    = id;</w:t>
+      </w:r>
+    </w:p>
+    <w:p>
+      <w:pPr>
+        <w:spacing w:before="0" w:after="0"/>
+        <w:ind w:left="288"/>
+        <w:shd w:val="clear" w:color="auto" w:fill="F2F2F2"/>
+      </w:pPr>
+      <w:r>
+        <w:rPr>
+          <w:rFonts w:ascii="Courier New" w:hAnsi="Courier New"/>
+          <w:sz w:val="19"/>
+        </w:rPr>
+        <w:t xml:space="preserve">    }</w:t>
+      </w:r>
+    </w:p>
+    <w:p>
+      <w:pPr>
+        <w:spacing w:before="0" w:after="0"/>
+        <w:ind w:left="288"/>
+        <w:shd w:val="clear" w:color="auto" w:fill="F2F2F2"/>
+      </w:pPr>
+      <w:r>
+        <w:rPr>
+          <w:rFonts w:ascii="Courier New" w:hAnsi="Courier New"/>
+          <w:sz w:val="19"/>
+        </w:rPr>
+        <w:t>}</w:t>
+      </w:r>
+    </w:p>
+    <w:p>
+      <w:pPr>
+        <w:spacing w:before="40" w:after="40"/>
+      </w:pPr>
+    </w:p>
+    <w:p>
+      <w:pPr>
+        <w:spacing w:before="160" w:after="40"/>
+      </w:pPr>
+      <w:r>
+        <w:rPr>
+          <w:b/>
+          <w:color w:val="1F497D"/>
+          <w:sz w:val="24"/>
+        </w:rPr>
+        <w:t>Главна програма (Main):</w:t>
+      </w:r>
+    </w:p>
+    <w:p>
+      <w:pPr>
+        <w:spacing w:before="0" w:after="0"/>
+        <w:ind w:left="288"/>
+        <w:shd w:val="clear" w:color="auto" w:fill="F2F2F2"/>
+      </w:pPr>
+      <w:r>
+        <w:rPr>
+          <w:rFonts w:ascii="Courier New" w:hAnsi="Courier New"/>
+          <w:sz w:val="19"/>
+        </w:rPr>
+        <w:t>List&lt;IId&gt; population = new List&lt;IId&gt;();</w:t>
+      </w:r>
+    </w:p>
+    <w:p>
+      <w:pPr>
+        <w:spacing w:before="0" w:after="0"/>
+        <w:ind w:left="288"/>
+        <w:shd w:val="clear" w:color="auto" w:fill="F2F2F2"/>
+      </w:pPr>
+      <w:r>
+        <w:rPr>
+          <w:rFonts w:ascii="Courier New" w:hAnsi="Courier New"/>
+          <w:sz w:val="19"/>
+        </w:rPr>
+      </w:r>
+    </w:p>
+    <w:p>
+      <w:pPr>
+        <w:spacing w:before="0" w:after="0"/>
+        <w:ind w:left="288"/>
+        <w:shd w:val="clear" w:color="auto" w:fill="F2F2F2"/>
+      </w:pPr>
+      <w:r>
+        <w:rPr>
+          <w:rFonts w:ascii="Courier New" w:hAnsi="Courier New"/>
+          <w:sz w:val="19"/>
+        </w:rPr>
+        <w:t>string line;</w:t>
+      </w:r>
+    </w:p>
+    <w:p>
+      <w:pPr>
+        <w:spacing w:before="0" w:after="0"/>
+        <w:ind w:left="288"/>
+        <w:shd w:val="clear" w:color="auto" w:fill="F2F2F2"/>
+      </w:pPr>
+      <w:r>
+        <w:rPr>
+          <w:rFonts w:ascii="Courier New" w:hAnsi="Courier New"/>
+          <w:sz w:val="19"/>
+        </w:rPr>
+        <w:t>while ((line = Console.ReadLine()) != "End")</w:t>
+      </w:r>
+    </w:p>
+    <w:p>
+      <w:pPr>
+        <w:spacing w:before="0" w:after="0"/>
+        <w:ind w:left="288"/>
+        <w:shd w:val="clear" w:color="auto" w:fill="F2F2F2"/>
+      </w:pPr>
+      <w:r>
+        <w:rPr>
+          <w:rFonts w:ascii="Courier New" w:hAnsi="Courier New"/>
+          <w:sz w:val="19"/>
+        </w:rPr>
+        <w:t>{</w:t>
+      </w:r>
+    </w:p>
+    <w:p>
+      <w:pPr>
+        <w:spacing w:before="0" w:after="0"/>
+        <w:ind w:left="288"/>
+        <w:shd w:val="clear" w:color="auto" w:fill="F2F2F2"/>
+      </w:pPr>
+      <w:r>
+        <w:rPr>
+          <w:rFonts w:ascii="Courier New" w:hAnsi="Courier New"/>
+          <w:sz w:val="19"/>
+        </w:rPr>
+        <w:t xml:space="preserve">    string[] parts = line.Split(' ');</w:t>
+      </w:r>
+    </w:p>
+    <w:p>
+      <w:pPr>
+        <w:spacing w:before="0" w:after="0"/>
+        <w:ind w:left="288"/>
+        <w:shd w:val="clear" w:color="auto" w:fill="F2F2F2"/>
+      </w:pPr>
+      <w:r>
+        <w:rPr>
+          <w:rFonts w:ascii="Courier New" w:hAnsi="Courier New"/>
+          <w:sz w:val="19"/>
+        </w:rPr>
+      </w:r>
+    </w:p>
+    <w:p>
+      <w:pPr>
+        <w:spacing w:before="0" w:after="0"/>
+        <w:ind w:left="288"/>
+        <w:shd w:val="clear" w:color="auto" w:fill="F2F2F2"/>
+      </w:pPr>
+      <w:r>
+        <w:rPr>
+          <w:rFonts w:ascii="Courier New" w:hAnsi="Courier New"/>
+          <w:sz w:val="19"/>
+        </w:rPr>
+        <w:t xml:space="preserve">    if (parts.Length == 3)           // Citizen: name age id</w:t>
+      </w:r>
+    </w:p>
+    <w:p>
+      <w:pPr>
+        <w:spacing w:before="0" w:after="0"/>
+        <w:ind w:left="288"/>
+        <w:shd w:val="clear" w:color="auto" w:fill="F2F2F2"/>
+      </w:pPr>
+      <w:r>
+        <w:rPr>
+          <w:rFonts w:ascii="Courier New" w:hAnsi="Courier New"/>
+          <w:sz w:val="19"/>
+        </w:rPr>
+        <w:t xml:space="preserve">        population.Add(new Citizen(parts[0], int.Parse(parts[1]), parts[2]));</w:t>
+      </w:r>
+    </w:p>
+    <w:p>
+      <w:pPr>
+        <w:spacing w:before="0" w:after="0"/>
+        <w:ind w:left="288"/>
+        <w:shd w:val="clear" w:color="auto" w:fill="F2F2F2"/>
+      </w:pPr>
+      <w:r>
+        <w:rPr>
+          <w:rFonts w:ascii="Courier New" w:hAnsi="Courier New"/>
+          <w:sz w:val="19"/>
+        </w:rPr>
+        <w:t xml:space="preserve">    else                             // Robot: model id</w:t>
+      </w:r>
+    </w:p>
+    <w:p>
+      <w:pPr>
+        <w:spacing w:before="0" w:after="0"/>
+        <w:ind w:left="288"/>
+        <w:shd w:val="clear" w:color="auto" w:fill="F2F2F2"/>
+      </w:pPr>
+      <w:r>
+        <w:rPr>
+          <w:rFonts w:ascii="Courier New" w:hAnsi="Courier New"/>
+          <w:sz w:val="19"/>
+        </w:rPr>
+        <w:t xml:space="preserve">        population.Add(new Robot(parts[0], parts[1]));</w:t>
+      </w:r>
+    </w:p>
+    <w:p>
+      <w:pPr>
+        <w:spacing w:before="0" w:after="0"/>
+        <w:ind w:left="288"/>
+        <w:shd w:val="clear" w:color="auto" w:fill="F2F2F2"/>
+      </w:pPr>
+      <w:r>
+        <w:rPr>
+          <w:rFonts w:ascii="Courier New" w:hAnsi="Courier New"/>
+          <w:sz w:val="19"/>
+        </w:rPr>
+        <w:t>}</w:t>
+      </w:r>
+    </w:p>
+    <w:p>
+      <w:pPr>
+        <w:spacing w:before="0" w:after="0"/>
+        <w:ind w:left="288"/>
+        <w:shd w:val="clear" w:color="auto" w:fill="F2F2F2"/>
+      </w:pPr>
+      <w:r>
+        <w:rPr>
+          <w:rFonts w:ascii="Courier New" w:hAnsi="Courier New"/>
+          <w:sz w:val="19"/>
+        </w:rPr>
+      </w:r>
+    </w:p>
+    <w:p>
+      <w:pPr>
+        <w:spacing w:before="0" w:after="0"/>
+        <w:ind w:left="288"/>
+        <w:shd w:val="clear" w:color="auto" w:fill="F2F2F2"/>
+      </w:pPr>
+      <w:r>
+        <w:rPr>
+          <w:rFonts w:ascii="Courier New" w:hAnsi="Courier New"/>
+          <w:sz w:val="19"/>
+        </w:rPr>
+        <w:t>string fakeEnd = Console.ReadLine(); // цифрата, с която завършват фалшивите ID-та</w:t>
+      </w:r>
+    </w:p>
+    <w:p>
+      <w:pPr>
+        <w:spacing w:before="0" w:after="0"/>
+        <w:ind w:left="288"/>
+        <w:shd w:val="clear" w:color="auto" w:fill="F2F2F2"/>
+      </w:pPr>
+      <w:r>
+        <w:rPr>
+          <w:rFonts w:ascii="Courier New" w:hAnsi="Courier New"/>
+          <w:sz w:val="19"/>
+        </w:rPr>
+      </w:r>
+    </w:p>
+    <w:p>
+      <w:pPr>
+        <w:spacing w:before="0" w:after="0"/>
+        <w:ind w:left="288"/>
+        <w:shd w:val="clear" w:color="auto" w:fill="F2F2F2"/>
+      </w:pPr>
+      <w:r>
+        <w:rPr>
+          <w:rFonts w:ascii="Courier New" w:hAnsi="Courier New"/>
+          <w:color w:val="007000"/>
+          <w:sz w:val="19"/>
+        </w:rPr>
+        <w:t>// Филтрираме с LINQ — всички с ID завършващо на fakeEnd</w:t>
+      </w:r>
+    </w:p>
+    <w:p>
+      <w:pPr>
+        <w:spacing w:before="0" w:after="0"/>
+        <w:ind w:left="288"/>
+        <w:shd w:val="clear" w:color="auto" w:fill="F2F2F2"/>
+      </w:pPr>
+      <w:r>
+        <w:rPr>
+          <w:rFonts w:ascii="Courier New" w:hAnsi="Courier New"/>
+          <w:sz w:val="19"/>
+        </w:rPr>
+        <w:t>population</w:t>
+      </w:r>
+    </w:p>
+    <w:p>
+      <w:pPr>
+        <w:spacing w:before="0" w:after="0"/>
+        <w:ind w:left="288"/>
+        <w:shd w:val="clear" w:color="auto" w:fill="F2F2F2"/>
+      </w:pPr>
+      <w:r>
+        <w:rPr>
+          <w:rFonts w:ascii="Courier New" w:hAnsi="Courier New"/>
+          <w:sz w:val="19"/>
+        </w:rPr>
+        <w:t xml:space="preserve">    .Where(p =&gt; p.Id.EndsWith(fakeEnd))</w:t>
+      </w:r>
+    </w:p>
+    <w:p>
+      <w:pPr>
+        <w:spacing w:before="0" w:after="0"/>
+        <w:ind w:left="288"/>
+        <w:shd w:val="clear" w:color="auto" w:fill="F2F2F2"/>
+      </w:pPr>
+      <w:r>
+        <w:rPr>
+          <w:rFonts w:ascii="Courier New" w:hAnsi="Courier New"/>
+          <w:sz w:val="19"/>
+        </w:rPr>
+        <w:t xml:space="preserve">    .Select(p =&gt; p.Id)</w:t>
+      </w:r>
+    </w:p>
+    <w:p>
+      <w:pPr>
+        <w:spacing w:before="0" w:after="0"/>
+        <w:ind w:left="288"/>
+        <w:shd w:val="clear" w:color="auto" w:fill="F2F2F2"/>
+      </w:pPr>
+      <w:r>
+        <w:rPr>
+          <w:rFonts w:ascii="Courier New" w:hAnsi="Courier New"/>
+          <w:sz w:val="19"/>
+        </w:rPr>
+        <w:t xml:space="preserve">    .ToList()</w:t>
+      </w:r>
+    </w:p>
+    <w:p>
+      <w:pPr>
+        <w:spacing w:before="0" w:after="0"/>
+        <w:ind w:left="288"/>
+        <w:shd w:val="clear" w:color="auto" w:fill="F2F2F2"/>
+      </w:pPr>
+      <w:r>
+        <w:rPr>
+          <w:rFonts w:ascii="Courier New" w:hAnsi="Courier New"/>
+          <w:sz w:val="19"/>
+        </w:rPr>
+        <w:t xml:space="preserve">    .ForEach(Console.WriteLine);</w:t>
+      </w:r>
+    </w:p>
+    <w:p>
+      <w:pPr>
+        <w:spacing w:after="80"/>
+        <w:ind w:left="288"/>
+      </w:pPr>
+      <w:r>
+        <w:rPr>
+          <w:i/>
+          <w:color w:val="1F497D"/>
+          <w:sz w:val="21"/>
+        </w:rPr>
+        <w:t>Ключово: List&lt;IId&gt; — полиморфизъм. Методът EndsWith() проверява суфикса. Where + Select + ForEach — функционален стил.</w:t>
       </w:r>
     </w:p>
     <w:p/>
+    <w:p>
+      <w:pPr>
+        <w:spacing w:before="280" w:after="80"/>
+        <w:shd w:val="clear" w:color="auto" w:fill="2E75B6"/>
+      </w:pPr>
+      <w:r>
+        <w:rPr>
+          <w:b/>
+          <w:color w:val="FFFFFF"/>
+          <w:sz w:val="28"/>
+        </w:rPr>
+        <w:t xml:space="preserve">  Задача 2: Рожден ден</w:t>
+      </w:r>
+    </w:p>
+    <w:p>
+      <w:pPr>
+        <w:spacing w:after="80"/>
+        <w:ind w:left="288"/>
+      </w:pPr>
+      <w:r>
+        <w:rPr>
+          <w:i/>
+          <w:color w:val="1B5E20"/>
+          <w:sz w:val="21"/>
+        </w:rPr>
+        <w:t>Разширява Задача 1. Добавя Pet(name, birthdate) и интерфейс IBirthable. Извежда датите на раждане от дадена година.</w:t>
+      </w:r>
+    </w:p>
+    <w:p>
+      <w:pPr>
+        <w:spacing w:before="40" w:after="40"/>
+      </w:pPr>
+    </w:p>
+    <w:p>
+      <w:pPr>
+        <w:spacing w:before="160" w:after="40"/>
+      </w:pPr>
+      <w:r>
+        <w:rPr>
+          <w:b/>
+          <w:color w:val="1F497D"/>
+          <w:sz w:val="24"/>
+        </w:rPr>
+        <w:t>Интерфейси:</w:t>
+      </w:r>
+    </w:p>
+    <w:p>
+      <w:pPr>
+        <w:spacing w:before="0" w:after="0"/>
+        <w:ind w:left="288"/>
+        <w:shd w:val="clear" w:color="auto" w:fill="F2F2F2"/>
+      </w:pPr>
+      <w:r>
+        <w:rPr>
+          <w:rFonts w:ascii="Courier New" w:hAnsi="Courier New"/>
+          <w:sz w:val="19"/>
+        </w:rPr>
+        <w:t>interface IId</w:t>
+      </w:r>
+    </w:p>
+    <w:p>
+      <w:pPr>
+        <w:spacing w:before="0" w:after="0"/>
+        <w:ind w:left="288"/>
+        <w:shd w:val="clear" w:color="auto" w:fill="F2F2F2"/>
+      </w:pPr>
+      <w:r>
+        <w:rPr>
+          <w:rFonts w:ascii="Courier New" w:hAnsi="Courier New"/>
+          <w:sz w:val="19"/>
+        </w:rPr>
+        <w:t>{</w:t>
+      </w:r>
+    </w:p>
+    <w:p>
+      <w:pPr>
+        <w:spacing w:before="0" w:after="0"/>
+        <w:ind w:left="288"/>
+        <w:shd w:val="clear" w:color="auto" w:fill="F2F2F2"/>
+      </w:pPr>
+      <w:r>
+        <w:rPr>
+          <w:rFonts w:ascii="Courier New" w:hAnsi="Courier New"/>
+          <w:sz w:val="19"/>
+        </w:rPr>
+        <w:t xml:space="preserve">    string Id { get; }</w:t>
+      </w:r>
+    </w:p>
+    <w:p>
+      <w:pPr>
+        <w:spacing w:before="0" w:after="0"/>
+        <w:ind w:left="288"/>
+        <w:shd w:val="clear" w:color="auto" w:fill="F2F2F2"/>
+      </w:pPr>
+      <w:r>
+        <w:rPr>
+          <w:rFonts w:ascii="Courier New" w:hAnsi="Courier New"/>
+          <w:sz w:val="19"/>
+        </w:rPr>
+        <w:t>}</w:t>
+      </w:r>
+    </w:p>
+    <w:p>
+      <w:pPr>
+        <w:spacing w:before="0" w:after="0"/>
+        <w:ind w:left="288"/>
+        <w:shd w:val="clear" w:color="auto" w:fill="F2F2F2"/>
+      </w:pPr>
+      <w:r>
+        <w:rPr>
+          <w:rFonts w:ascii="Courier New" w:hAnsi="Courier New"/>
+          <w:sz w:val="19"/>
+        </w:rPr>
+      </w:r>
+    </w:p>
+    <w:p>
+      <w:pPr>
+        <w:spacing w:before="0" w:after="0"/>
+        <w:ind w:left="288"/>
+        <w:shd w:val="clear" w:color="auto" w:fill="F2F2F2"/>
+      </w:pPr>
+      <w:r>
+        <w:rPr>
+          <w:rFonts w:ascii="Courier New" w:hAnsi="Courier New"/>
+          <w:sz w:val="19"/>
+        </w:rPr>
+        <w:t>interface IBirthable</w:t>
+      </w:r>
+    </w:p>
+    <w:p>
+      <w:pPr>
+        <w:spacing w:before="0" w:after="0"/>
+        <w:ind w:left="288"/>
+        <w:shd w:val="clear" w:color="auto" w:fill="F2F2F2"/>
+      </w:pPr>
+      <w:r>
+        <w:rPr>
+          <w:rFonts w:ascii="Courier New" w:hAnsi="Courier New"/>
+          <w:sz w:val="19"/>
+        </w:rPr>
+        <w:t>{</w:t>
+      </w:r>
+    </w:p>
+    <w:p>
+      <w:pPr>
+        <w:spacing w:before="0" w:after="0"/>
+        <w:ind w:left="288"/>
+        <w:shd w:val="clear" w:color="auto" w:fill="F2F2F2"/>
+      </w:pPr>
+      <w:r>
+        <w:rPr>
+          <w:rFonts w:ascii="Courier New" w:hAnsi="Courier New"/>
+          <w:sz w:val="19"/>
+        </w:rPr>
+        <w:t xml:space="preserve">    string Birthdate { get; }   // формат: dd/mm/yyyy</w:t>
+      </w:r>
+    </w:p>
+    <w:p>
+      <w:pPr>
+        <w:spacing w:before="0" w:after="0"/>
+        <w:ind w:left="288"/>
+        <w:shd w:val="clear" w:color="auto" w:fill="F2F2F2"/>
+      </w:pPr>
+      <w:r>
+        <w:rPr>
+          <w:rFonts w:ascii="Courier New" w:hAnsi="Courier New"/>
+          <w:sz w:val="19"/>
+        </w:rPr>
+        <w:t>}</w:t>
+      </w:r>
+    </w:p>
+    <w:p>
+      <w:pPr>
+        <w:spacing w:before="40" w:after="40"/>
+      </w:pPr>
+    </w:p>
+    <w:p>
+      <w:pPr>
+        <w:spacing w:before="160" w:after="40"/>
+      </w:pPr>
+      <w:r>
+        <w:rPr>
+          <w:b/>
+          <w:color w:val="1F497D"/>
+          <w:sz w:val="24"/>
+        </w:rPr>
+        <w:t>Класове:</w:t>
+      </w:r>
+    </w:p>
+    <w:p>
+      <w:pPr>
+        <w:spacing w:before="0" w:after="0"/>
+        <w:ind w:left="288"/>
+        <w:shd w:val="clear" w:color="auto" w:fill="F2F2F2"/>
+      </w:pPr>
+      <w:r>
+        <w:rPr>
+          <w:rFonts w:ascii="Courier New" w:hAnsi="Courier New"/>
+          <w:sz w:val="19"/>
+        </w:rPr>
+        <w:t>class Citizen : IId, IBirthable</w:t>
+      </w:r>
+    </w:p>
+    <w:p>
+      <w:pPr>
+        <w:spacing w:before="0" w:after="0"/>
+        <w:ind w:left="288"/>
+        <w:shd w:val="clear" w:color="auto" w:fill="F2F2F2"/>
+      </w:pPr>
+      <w:r>
+        <w:rPr>
+          <w:rFonts w:ascii="Courier New" w:hAnsi="Courier New"/>
+          <w:sz w:val="19"/>
+        </w:rPr>
+        <w:t>{</w:t>
+      </w:r>
+    </w:p>
+    <w:p>
+      <w:pPr>
+        <w:spacing w:before="0" w:after="0"/>
+        <w:ind w:left="288"/>
+        <w:shd w:val="clear" w:color="auto" w:fill="F2F2F2"/>
+      </w:pPr>
+      <w:r>
+        <w:rPr>
+          <w:rFonts w:ascii="Courier New" w:hAnsi="Courier New"/>
+          <w:sz w:val="19"/>
+        </w:rPr>
+        <w:t xml:space="preserve">    public string Name      { get; }</w:t>
+      </w:r>
+    </w:p>
+    <w:p>
+      <w:pPr>
+        <w:spacing w:before="0" w:after="0"/>
+        <w:ind w:left="288"/>
+        <w:shd w:val="clear" w:color="auto" w:fill="F2F2F2"/>
+      </w:pPr>
+      <w:r>
+        <w:rPr>
+          <w:rFonts w:ascii="Courier New" w:hAnsi="Courier New"/>
+          <w:sz w:val="19"/>
+        </w:rPr>
+        <w:t xml:space="preserve">    public int    Age       { get; }</w:t>
+      </w:r>
+    </w:p>
+    <w:p>
+      <w:pPr>
+        <w:spacing w:before="0" w:after="0"/>
+        <w:ind w:left="288"/>
+        <w:shd w:val="clear" w:color="auto" w:fill="F2F2F2"/>
+      </w:pPr>
+      <w:r>
+        <w:rPr>
+          <w:rFonts w:ascii="Courier New" w:hAnsi="Courier New"/>
+          <w:sz w:val="19"/>
+        </w:rPr>
+        <w:t xml:space="preserve">    public string Id        { get; }</w:t>
+      </w:r>
+    </w:p>
+    <w:p>
+      <w:pPr>
+        <w:spacing w:before="0" w:after="0"/>
+        <w:ind w:left="288"/>
+        <w:shd w:val="clear" w:color="auto" w:fill="F2F2F2"/>
+      </w:pPr>
+      <w:r>
+        <w:rPr>
+          <w:rFonts w:ascii="Courier New" w:hAnsi="Courier New"/>
+          <w:sz w:val="19"/>
+        </w:rPr>
+        <w:t xml:space="preserve">    public string Birthdate { get; }</w:t>
+      </w:r>
+    </w:p>
+    <w:p>
+      <w:pPr>
+        <w:spacing w:before="0" w:after="0"/>
+        <w:ind w:left="288"/>
+        <w:shd w:val="clear" w:color="auto" w:fill="F2F2F2"/>
+      </w:pPr>
+      <w:r>
+        <w:rPr>
+          <w:rFonts w:ascii="Courier New" w:hAnsi="Courier New"/>
+          <w:sz w:val="19"/>
+        </w:rPr>
+      </w:r>
+    </w:p>
+    <w:p>
+      <w:pPr>
+        <w:spacing w:before="0" w:after="0"/>
+        <w:ind w:left="288"/>
+        <w:shd w:val="clear" w:color="auto" w:fill="F2F2F2"/>
+      </w:pPr>
+      <w:r>
+        <w:rPr>
+          <w:rFonts w:ascii="Courier New" w:hAnsi="Courier New"/>
+          <w:sz w:val="19"/>
+        </w:rPr>
+        <w:t xml:space="preserve">    public Citizen(string name, int age, string id, string birthdate)</w:t>
+      </w:r>
+    </w:p>
+    <w:p>
+      <w:pPr>
+        <w:spacing w:before="0" w:after="0"/>
+        <w:ind w:left="288"/>
+        <w:shd w:val="clear" w:color="auto" w:fill="F2F2F2"/>
+      </w:pPr>
+      <w:r>
+        <w:rPr>
+          <w:rFonts w:ascii="Courier New" w:hAnsi="Courier New"/>
+          <w:sz w:val="19"/>
+        </w:rPr>
+        <w:t xml:space="preserve">    {</w:t>
+      </w:r>
+    </w:p>
+    <w:p>
+      <w:pPr>
+        <w:spacing w:before="0" w:after="0"/>
+        <w:ind w:left="288"/>
+        <w:shd w:val="clear" w:color="auto" w:fill="F2F2F2"/>
+      </w:pPr>
+      <w:r>
+        <w:rPr>
+          <w:rFonts w:ascii="Courier New" w:hAnsi="Courier New"/>
+          <w:sz w:val="19"/>
+        </w:rPr>
+        <w:t xml:space="preserve">        Name      = name;</w:t>
+      </w:r>
+    </w:p>
+    <w:p>
+      <w:pPr>
+        <w:spacing w:before="0" w:after="0"/>
+        <w:ind w:left="288"/>
+        <w:shd w:val="clear" w:color="auto" w:fill="F2F2F2"/>
+      </w:pPr>
+      <w:r>
+        <w:rPr>
+          <w:rFonts w:ascii="Courier New" w:hAnsi="Courier New"/>
+          <w:sz w:val="19"/>
+        </w:rPr>
+        <w:t xml:space="preserve">        Age       = age;</w:t>
+      </w:r>
+    </w:p>
+    <w:p>
+      <w:pPr>
+        <w:spacing w:before="0" w:after="0"/>
+        <w:ind w:left="288"/>
+        <w:shd w:val="clear" w:color="auto" w:fill="F2F2F2"/>
+      </w:pPr>
+      <w:r>
+        <w:rPr>
+          <w:rFonts w:ascii="Courier New" w:hAnsi="Courier New"/>
+          <w:sz w:val="19"/>
+        </w:rPr>
+        <w:t xml:space="preserve">        Id        = id;</w:t>
+      </w:r>
+    </w:p>
+    <w:p>
+      <w:pPr>
+        <w:spacing w:before="0" w:after="0"/>
+        <w:ind w:left="288"/>
+        <w:shd w:val="clear" w:color="auto" w:fill="F2F2F2"/>
+      </w:pPr>
+      <w:r>
+        <w:rPr>
+          <w:rFonts w:ascii="Courier New" w:hAnsi="Courier New"/>
+          <w:sz w:val="19"/>
+        </w:rPr>
+        <w:t xml:space="preserve">        Birthdate = birthdate;</w:t>
+      </w:r>
+    </w:p>
+    <w:p>
+      <w:pPr>
+        <w:spacing w:before="0" w:after="0"/>
+        <w:ind w:left="288"/>
+        <w:shd w:val="clear" w:color="auto" w:fill="F2F2F2"/>
+      </w:pPr>
+      <w:r>
+        <w:rPr>
+          <w:rFonts w:ascii="Courier New" w:hAnsi="Courier New"/>
+          <w:sz w:val="19"/>
+        </w:rPr>
+        <w:t xml:space="preserve">    }</w:t>
+      </w:r>
+    </w:p>
+    <w:p>
+      <w:pPr>
+        <w:spacing w:before="0" w:after="0"/>
+        <w:ind w:left="288"/>
+        <w:shd w:val="clear" w:color="auto" w:fill="F2F2F2"/>
+      </w:pPr>
+      <w:r>
+        <w:rPr>
+          <w:rFonts w:ascii="Courier New" w:hAnsi="Courier New"/>
+          <w:sz w:val="19"/>
+        </w:rPr>
+        <w:t>}</w:t>
+      </w:r>
+    </w:p>
+    <w:p>
+      <w:pPr>
+        <w:spacing w:before="0" w:after="0"/>
+        <w:ind w:left="288"/>
+        <w:shd w:val="clear" w:color="auto" w:fill="F2F2F2"/>
+      </w:pPr>
+      <w:r>
+        <w:rPr>
+          <w:rFonts w:ascii="Courier New" w:hAnsi="Courier New"/>
+          <w:sz w:val="19"/>
+        </w:rPr>
+      </w:r>
+    </w:p>
+    <w:p>
+      <w:pPr>
+        <w:spacing w:before="0" w:after="0"/>
+        <w:ind w:left="288"/>
+        <w:shd w:val="clear" w:color="auto" w:fill="F2F2F2"/>
+      </w:pPr>
+      <w:r>
+        <w:rPr>
+          <w:rFonts w:ascii="Courier New" w:hAnsi="Courier New"/>
+          <w:sz w:val="19"/>
+        </w:rPr>
+        <w:t>class Robot : IId</w:t>
+      </w:r>
+    </w:p>
+    <w:p>
+      <w:pPr>
+        <w:spacing w:before="0" w:after="0"/>
+        <w:ind w:left="288"/>
+        <w:shd w:val="clear" w:color="auto" w:fill="F2F2F2"/>
+      </w:pPr>
+      <w:r>
+        <w:rPr>
+          <w:rFonts w:ascii="Courier New" w:hAnsi="Courier New"/>
+          <w:sz w:val="19"/>
+        </w:rPr>
+        <w:t>{</w:t>
+      </w:r>
+    </w:p>
+    <w:p>
+      <w:pPr>
+        <w:spacing w:before="0" w:after="0"/>
+        <w:ind w:left="288"/>
+        <w:shd w:val="clear" w:color="auto" w:fill="F2F2F2"/>
+      </w:pPr>
+      <w:r>
+        <w:rPr>
+          <w:rFonts w:ascii="Courier New" w:hAnsi="Courier New"/>
+          <w:sz w:val="19"/>
+        </w:rPr>
+        <w:t xml:space="preserve">    public string Model { get; }</w:t>
+      </w:r>
+    </w:p>
+    <w:p>
+      <w:pPr>
+        <w:spacing w:before="0" w:after="0"/>
+        <w:ind w:left="288"/>
+        <w:shd w:val="clear" w:color="auto" w:fill="F2F2F2"/>
+      </w:pPr>
+      <w:r>
+        <w:rPr>
+          <w:rFonts w:ascii="Courier New" w:hAnsi="Courier New"/>
+          <w:sz w:val="19"/>
+        </w:rPr>
+        <w:t xml:space="preserve">    public string Id    { get; }</w:t>
+      </w:r>
+    </w:p>
+    <w:p>
+      <w:pPr>
+        <w:spacing w:before="0" w:after="0"/>
+        <w:ind w:left="288"/>
+        <w:shd w:val="clear" w:color="auto" w:fill="F2F2F2"/>
+      </w:pPr>
+      <w:r>
+        <w:rPr>
+          <w:rFonts w:ascii="Courier New" w:hAnsi="Courier New"/>
+          <w:sz w:val="19"/>
+        </w:rPr>
+      </w:r>
+    </w:p>
+    <w:p>
+      <w:pPr>
+        <w:spacing w:before="0" w:after="0"/>
+        <w:ind w:left="288"/>
+        <w:shd w:val="clear" w:color="auto" w:fill="F2F2F2"/>
+      </w:pPr>
+      <w:r>
+        <w:rPr>
+          <w:rFonts w:ascii="Courier New" w:hAnsi="Courier New"/>
+          <w:sz w:val="19"/>
+        </w:rPr>
+        <w:t xml:space="preserve">    public Robot(string model, string id)</w:t>
+      </w:r>
+    </w:p>
+    <w:p>
+      <w:pPr>
+        <w:spacing w:before="0" w:after="0"/>
+        <w:ind w:left="288"/>
+        <w:shd w:val="clear" w:color="auto" w:fill="F2F2F2"/>
+      </w:pPr>
+      <w:r>
+        <w:rPr>
+          <w:rFonts w:ascii="Courier New" w:hAnsi="Courier New"/>
+          <w:sz w:val="19"/>
+        </w:rPr>
+        <w:t xml:space="preserve">    {</w:t>
+      </w:r>
+    </w:p>
+    <w:p>
+      <w:pPr>
+        <w:spacing w:before="0" w:after="0"/>
+        <w:ind w:left="288"/>
+        <w:shd w:val="clear" w:color="auto" w:fill="F2F2F2"/>
+      </w:pPr>
+      <w:r>
+        <w:rPr>
+          <w:rFonts w:ascii="Courier New" w:hAnsi="Courier New"/>
+          <w:sz w:val="19"/>
+        </w:rPr>
+        <w:t xml:space="preserve">        Model = model;</w:t>
+      </w:r>
+    </w:p>
+    <w:p>
+      <w:pPr>
+        <w:spacing w:before="0" w:after="0"/>
+        <w:ind w:left="288"/>
+        <w:shd w:val="clear" w:color="auto" w:fill="F2F2F2"/>
+      </w:pPr>
+      <w:r>
+        <w:rPr>
+          <w:rFonts w:ascii="Courier New" w:hAnsi="Courier New"/>
+          <w:sz w:val="19"/>
+        </w:rPr>
+        <w:t xml:space="preserve">        Id    = id;</w:t>
+      </w:r>
+    </w:p>
+    <w:p>
+      <w:pPr>
+        <w:spacing w:before="0" w:after="0"/>
+        <w:ind w:left="288"/>
+        <w:shd w:val="clear" w:color="auto" w:fill="F2F2F2"/>
+      </w:pPr>
+      <w:r>
+        <w:rPr>
+          <w:rFonts w:ascii="Courier New" w:hAnsi="Courier New"/>
+          <w:sz w:val="19"/>
+        </w:rPr>
+        <w:t xml:space="preserve">    }</w:t>
+      </w:r>
+    </w:p>
+    <w:p>
+      <w:pPr>
+        <w:spacing w:before="0" w:after="0"/>
+        <w:ind w:left="288"/>
+        <w:shd w:val="clear" w:color="auto" w:fill="F2F2F2"/>
+      </w:pPr>
+      <w:r>
+        <w:rPr>
+          <w:rFonts w:ascii="Courier New" w:hAnsi="Courier New"/>
+          <w:sz w:val="19"/>
+        </w:rPr>
+        <w:t>}</w:t>
+      </w:r>
+    </w:p>
+    <w:p>
+      <w:pPr>
+        <w:spacing w:before="0" w:after="0"/>
+        <w:ind w:left="288"/>
+        <w:shd w:val="clear" w:color="auto" w:fill="F2F2F2"/>
+      </w:pPr>
+      <w:r>
+        <w:rPr>
+          <w:rFonts w:ascii="Courier New" w:hAnsi="Courier New"/>
+          <w:sz w:val="19"/>
+        </w:rPr>
+      </w:r>
+    </w:p>
+    <w:p>
+      <w:pPr>
+        <w:spacing w:before="0" w:after="0"/>
+        <w:ind w:left="288"/>
+        <w:shd w:val="clear" w:color="auto" w:fill="F2F2F2"/>
+      </w:pPr>
+      <w:r>
+        <w:rPr>
+          <w:rFonts w:ascii="Courier New" w:hAnsi="Courier New"/>
+          <w:sz w:val="19"/>
+        </w:rPr>
+        <w:t>class Pet : IBirthable</w:t>
+      </w:r>
+    </w:p>
+    <w:p>
+      <w:pPr>
+        <w:spacing w:before="0" w:after="0"/>
+        <w:ind w:left="288"/>
+        <w:shd w:val="clear" w:color="auto" w:fill="F2F2F2"/>
+      </w:pPr>
+      <w:r>
+        <w:rPr>
+          <w:rFonts w:ascii="Courier New" w:hAnsi="Courier New"/>
+          <w:sz w:val="19"/>
+        </w:rPr>
+        <w:t>{</w:t>
+      </w:r>
+    </w:p>
+    <w:p>
+      <w:pPr>
+        <w:spacing w:before="0" w:after="0"/>
+        <w:ind w:left="288"/>
+        <w:shd w:val="clear" w:color="auto" w:fill="F2F2F2"/>
+      </w:pPr>
+      <w:r>
+        <w:rPr>
+          <w:rFonts w:ascii="Courier New" w:hAnsi="Courier New"/>
+          <w:sz w:val="19"/>
+        </w:rPr>
+        <w:t xml:space="preserve">    public string Name      { get; }</w:t>
+      </w:r>
+    </w:p>
+    <w:p>
+      <w:pPr>
+        <w:spacing w:before="0" w:after="0"/>
+        <w:ind w:left="288"/>
+        <w:shd w:val="clear" w:color="auto" w:fill="F2F2F2"/>
+      </w:pPr>
+      <w:r>
+        <w:rPr>
+          <w:rFonts w:ascii="Courier New" w:hAnsi="Courier New"/>
+          <w:sz w:val="19"/>
+        </w:rPr>
+        <w:t xml:space="preserve">    public string Birthdate { get; }</w:t>
+      </w:r>
+    </w:p>
+    <w:p>
+      <w:pPr>
+        <w:spacing w:before="0" w:after="0"/>
+        <w:ind w:left="288"/>
+        <w:shd w:val="clear" w:color="auto" w:fill="F2F2F2"/>
+      </w:pPr>
+      <w:r>
+        <w:rPr>
+          <w:rFonts w:ascii="Courier New" w:hAnsi="Courier New"/>
+          <w:sz w:val="19"/>
+        </w:rPr>
+      </w:r>
+    </w:p>
+    <w:p>
+      <w:pPr>
+        <w:spacing w:before="0" w:after="0"/>
+        <w:ind w:left="288"/>
+        <w:shd w:val="clear" w:color="auto" w:fill="F2F2F2"/>
+      </w:pPr>
+      <w:r>
+        <w:rPr>
+          <w:rFonts w:ascii="Courier New" w:hAnsi="Courier New"/>
+          <w:sz w:val="19"/>
+        </w:rPr>
+        <w:t xml:space="preserve">    public Pet(string name, string birthdate)</w:t>
+      </w:r>
+    </w:p>
+    <w:p>
+      <w:pPr>
+        <w:spacing w:before="0" w:after="0"/>
+        <w:ind w:left="288"/>
+        <w:shd w:val="clear" w:color="auto" w:fill="F2F2F2"/>
+      </w:pPr>
+      <w:r>
+        <w:rPr>
+          <w:rFonts w:ascii="Courier New" w:hAnsi="Courier New"/>
+          <w:sz w:val="19"/>
+        </w:rPr>
+        <w:t xml:space="preserve">    {</w:t>
+      </w:r>
+    </w:p>
+    <w:p>
+      <w:pPr>
+        <w:spacing w:before="0" w:after="0"/>
+        <w:ind w:left="288"/>
+        <w:shd w:val="clear" w:color="auto" w:fill="F2F2F2"/>
+      </w:pPr>
+      <w:r>
+        <w:rPr>
+          <w:rFonts w:ascii="Courier New" w:hAnsi="Courier New"/>
+          <w:sz w:val="19"/>
+        </w:rPr>
+        <w:t xml:space="preserve">        Name      = name;</w:t>
+      </w:r>
+    </w:p>
+    <w:p>
+      <w:pPr>
+        <w:spacing w:before="0" w:after="0"/>
+        <w:ind w:left="288"/>
+        <w:shd w:val="clear" w:color="auto" w:fill="F2F2F2"/>
+      </w:pPr>
+      <w:r>
+        <w:rPr>
+          <w:rFonts w:ascii="Courier New" w:hAnsi="Courier New"/>
+          <w:sz w:val="19"/>
+        </w:rPr>
+        <w:t xml:space="preserve">        Birthdate = birthdate;</w:t>
+      </w:r>
+    </w:p>
+    <w:p>
+      <w:pPr>
+        <w:spacing w:before="0" w:after="0"/>
+        <w:ind w:left="288"/>
+        <w:shd w:val="clear" w:color="auto" w:fill="F2F2F2"/>
+      </w:pPr>
+      <w:r>
+        <w:rPr>
+          <w:rFonts w:ascii="Courier New" w:hAnsi="Courier New"/>
+          <w:sz w:val="19"/>
+        </w:rPr>
+        <w:t xml:space="preserve">    }</w:t>
+      </w:r>
+    </w:p>
+    <w:p>
+      <w:pPr>
+        <w:spacing w:before="0" w:after="0"/>
+        <w:ind w:left="288"/>
+        <w:shd w:val="clear" w:color="auto" w:fill="F2F2F2"/>
+      </w:pPr>
+      <w:r>
+        <w:rPr>
+          <w:rFonts w:ascii="Courier New" w:hAnsi="Courier New"/>
+          <w:sz w:val="19"/>
+        </w:rPr>
+        <w:t>}</w:t>
+      </w:r>
+    </w:p>
+    <w:p>
+      <w:pPr>
+        <w:spacing w:before="40" w:after="40"/>
+      </w:pPr>
+    </w:p>
+    <w:p>
+      <w:pPr>
+        <w:spacing w:before="160" w:after="40"/>
+      </w:pPr>
+      <w:r>
+        <w:rPr>
+          <w:b/>
+          <w:color w:val="1F497D"/>
+          <w:sz w:val="24"/>
+        </w:rPr>
+        <w:t>Главна програма (Main):</w:t>
+      </w:r>
+    </w:p>
+    <w:p>
+      <w:pPr>
+        <w:spacing w:before="0" w:after="0"/>
+        <w:ind w:left="288"/>
+        <w:shd w:val="clear" w:color="auto" w:fill="F2F2F2"/>
+      </w:pPr>
+      <w:r>
+        <w:rPr>
+          <w:rFonts w:ascii="Courier New" w:hAnsi="Courier New"/>
+          <w:sz w:val="19"/>
+        </w:rPr>
+        <w:t>List&lt;object&gt; population = new List&lt;object&gt;();</w:t>
+      </w:r>
+    </w:p>
+    <w:p>
+      <w:pPr>
+        <w:spacing w:before="0" w:after="0"/>
+        <w:ind w:left="288"/>
+        <w:shd w:val="clear" w:color="auto" w:fill="F2F2F2"/>
+      </w:pPr>
+      <w:r>
+        <w:rPr>
+          <w:rFonts w:ascii="Courier New" w:hAnsi="Courier New"/>
+          <w:sz w:val="19"/>
+        </w:rPr>
+      </w:r>
+    </w:p>
+    <w:p>
+      <w:pPr>
+        <w:spacing w:before="0" w:after="0"/>
+        <w:ind w:left="288"/>
+        <w:shd w:val="clear" w:color="auto" w:fill="F2F2F2"/>
+      </w:pPr>
+      <w:r>
+        <w:rPr>
+          <w:rFonts w:ascii="Courier New" w:hAnsi="Courier New"/>
+          <w:sz w:val="19"/>
+        </w:rPr>
+        <w:t>string line;</w:t>
+      </w:r>
+    </w:p>
+    <w:p>
+      <w:pPr>
+        <w:spacing w:before="0" w:after="0"/>
+        <w:ind w:left="288"/>
+        <w:shd w:val="clear" w:color="auto" w:fill="F2F2F2"/>
+      </w:pPr>
+      <w:r>
+        <w:rPr>
+          <w:rFonts w:ascii="Courier New" w:hAnsi="Courier New"/>
+          <w:sz w:val="19"/>
+        </w:rPr>
+        <w:t>while ((line = Console.ReadLine()) != "End")</w:t>
+      </w:r>
+    </w:p>
+    <w:p>
+      <w:pPr>
+        <w:spacing w:before="0" w:after="0"/>
+        <w:ind w:left="288"/>
+        <w:shd w:val="clear" w:color="auto" w:fill="F2F2F2"/>
+      </w:pPr>
+      <w:r>
+        <w:rPr>
+          <w:rFonts w:ascii="Courier New" w:hAnsi="Courier New"/>
+          <w:sz w:val="19"/>
+        </w:rPr>
+        <w:t>{</w:t>
+      </w:r>
+    </w:p>
+    <w:p>
+      <w:pPr>
+        <w:spacing w:before="0" w:after="0"/>
+        <w:ind w:left="288"/>
+        <w:shd w:val="clear" w:color="auto" w:fill="F2F2F2"/>
+      </w:pPr>
+      <w:r>
+        <w:rPr>
+          <w:rFonts w:ascii="Courier New" w:hAnsi="Courier New"/>
+          <w:sz w:val="19"/>
+        </w:rPr>
+        <w:t xml:space="preserve">    string[] parts = line.Split(' ');</w:t>
+      </w:r>
+    </w:p>
+    <w:p>
+      <w:pPr>
+        <w:spacing w:before="0" w:after="0"/>
+        <w:ind w:left="288"/>
+        <w:shd w:val="clear" w:color="auto" w:fill="F2F2F2"/>
+      </w:pPr>
+      <w:r>
+        <w:rPr>
+          <w:rFonts w:ascii="Courier New" w:hAnsi="Courier New"/>
+          <w:sz w:val="19"/>
+        </w:rPr>
+      </w:r>
+    </w:p>
+    <w:p>
+      <w:pPr>
+        <w:spacing w:before="0" w:after="0"/>
+        <w:ind w:left="288"/>
+        <w:shd w:val="clear" w:color="auto" w:fill="F2F2F2"/>
+      </w:pPr>
+      <w:r>
+        <w:rPr>
+          <w:rFonts w:ascii="Courier New" w:hAnsi="Courier New"/>
+          <w:sz w:val="19"/>
+        </w:rPr>
+        <w:t xml:space="preserve">    switch (parts[0])</w:t>
+      </w:r>
+    </w:p>
+    <w:p>
+      <w:pPr>
+        <w:spacing w:before="0" w:after="0"/>
+        <w:ind w:left="288"/>
+        <w:shd w:val="clear" w:color="auto" w:fill="F2F2F2"/>
+      </w:pPr>
+      <w:r>
+        <w:rPr>
+          <w:rFonts w:ascii="Courier New" w:hAnsi="Courier New"/>
+          <w:sz w:val="19"/>
+        </w:rPr>
+        <w:t xml:space="preserve">    {</w:t>
+      </w:r>
+    </w:p>
+    <w:p>
+      <w:pPr>
+        <w:spacing w:before="0" w:after="0"/>
+        <w:ind w:left="288"/>
+        <w:shd w:val="clear" w:color="auto" w:fill="F2F2F2"/>
+      </w:pPr>
+      <w:r>
+        <w:rPr>
+          <w:rFonts w:ascii="Courier New" w:hAnsi="Courier New"/>
+          <w:sz w:val="19"/>
+        </w:rPr>
+        <w:t xml:space="preserve">        case "Citizen":</w:t>
+      </w:r>
+    </w:p>
+    <w:p>
+      <w:pPr>
+        <w:spacing w:before="0" w:after="0"/>
+        <w:ind w:left="288"/>
+        <w:shd w:val="clear" w:color="auto" w:fill="F2F2F2"/>
+      </w:pPr>
+      <w:r>
+        <w:rPr>
+          <w:rFonts w:ascii="Courier New" w:hAnsi="Courier New"/>
+          <w:color w:val="007000"/>
+          <w:sz w:val="19"/>
+        </w:rPr>
+        <w:t xml:space="preserve">            // Citizen name age id birthdate</w:t>
+      </w:r>
+    </w:p>
+    <w:p>
+      <w:pPr>
+        <w:spacing w:before="0" w:after="0"/>
+        <w:ind w:left="288"/>
+        <w:shd w:val="clear" w:color="auto" w:fill="F2F2F2"/>
+      </w:pPr>
+      <w:r>
+        <w:rPr>
+          <w:rFonts w:ascii="Courier New" w:hAnsi="Courier New"/>
+          <w:sz w:val="19"/>
+        </w:rPr>
+        <w:t xml:space="preserve">            population.Add(new Citizen(parts[1], int.Parse(parts[2]),</w:t>
+      </w:r>
+    </w:p>
+    <w:p>
+      <w:pPr>
+        <w:spacing w:before="0" w:after="0"/>
+        <w:ind w:left="288"/>
+        <w:shd w:val="clear" w:color="auto" w:fill="F2F2F2"/>
+      </w:pPr>
+      <w:r>
+        <w:rPr>
+          <w:rFonts w:ascii="Courier New" w:hAnsi="Courier New"/>
+          <w:sz w:val="19"/>
+        </w:rPr>
+        <w:t xml:space="preserve">                                       parts[3], parts[4]));</w:t>
+      </w:r>
+    </w:p>
+    <w:p>
+      <w:pPr>
+        <w:spacing w:before="0" w:after="0"/>
+        <w:ind w:left="288"/>
+        <w:shd w:val="clear" w:color="auto" w:fill="F2F2F2"/>
+      </w:pPr>
+      <w:r>
+        <w:rPr>
+          <w:rFonts w:ascii="Courier New" w:hAnsi="Courier New"/>
+          <w:sz w:val="19"/>
+        </w:rPr>
+        <w:t xml:space="preserve">            break;</w:t>
+      </w:r>
+    </w:p>
+    <w:p>
+      <w:pPr>
+        <w:spacing w:before="0" w:after="0"/>
+        <w:ind w:left="288"/>
+        <w:shd w:val="clear" w:color="auto" w:fill="F2F2F2"/>
+      </w:pPr>
+      <w:r>
+        <w:rPr>
+          <w:rFonts w:ascii="Courier New" w:hAnsi="Courier New"/>
+          <w:sz w:val="19"/>
+        </w:rPr>
+        <w:t xml:space="preserve">        case "Robot":</w:t>
+      </w:r>
+    </w:p>
+    <w:p>
+      <w:pPr>
+        <w:spacing w:before="0" w:after="0"/>
+        <w:ind w:left="288"/>
+        <w:shd w:val="clear" w:color="auto" w:fill="F2F2F2"/>
+      </w:pPr>
+      <w:r>
+        <w:rPr>
+          <w:rFonts w:ascii="Courier New" w:hAnsi="Courier New"/>
+          <w:color w:val="007000"/>
+          <w:sz w:val="19"/>
+        </w:rPr>
+        <w:t xml:space="preserve">            // Robot model id</w:t>
+      </w:r>
+    </w:p>
+    <w:p>
+      <w:pPr>
+        <w:spacing w:before="0" w:after="0"/>
+        <w:ind w:left="288"/>
+        <w:shd w:val="clear" w:color="auto" w:fill="F2F2F2"/>
+      </w:pPr>
+      <w:r>
+        <w:rPr>
+          <w:rFonts w:ascii="Courier New" w:hAnsi="Courier New"/>
+          <w:sz w:val="19"/>
+        </w:rPr>
+        <w:t xml:space="preserve">            population.Add(new Robot(parts[1], parts[2]));</w:t>
+      </w:r>
+    </w:p>
+    <w:p>
+      <w:pPr>
+        <w:spacing w:before="0" w:after="0"/>
+        <w:ind w:left="288"/>
+        <w:shd w:val="clear" w:color="auto" w:fill="F2F2F2"/>
+      </w:pPr>
+      <w:r>
+        <w:rPr>
+          <w:rFonts w:ascii="Courier New" w:hAnsi="Courier New"/>
+          <w:sz w:val="19"/>
+        </w:rPr>
+        <w:t xml:space="preserve">            break;</w:t>
+      </w:r>
+    </w:p>
+    <w:p>
+      <w:pPr>
+        <w:spacing w:before="0" w:after="0"/>
+        <w:ind w:left="288"/>
+        <w:shd w:val="clear" w:color="auto" w:fill="F2F2F2"/>
+      </w:pPr>
+      <w:r>
+        <w:rPr>
+          <w:rFonts w:ascii="Courier New" w:hAnsi="Courier New"/>
+          <w:sz w:val="19"/>
+        </w:rPr>
+        <w:t xml:space="preserve">        case "Pet":</w:t>
+      </w:r>
+    </w:p>
+    <w:p>
+      <w:pPr>
+        <w:spacing w:before="0" w:after="0"/>
+        <w:ind w:left="288"/>
+        <w:shd w:val="clear" w:color="auto" w:fill="F2F2F2"/>
+      </w:pPr>
+      <w:r>
+        <w:rPr>
+          <w:rFonts w:ascii="Courier New" w:hAnsi="Courier New"/>
+          <w:color w:val="007000"/>
+          <w:sz w:val="19"/>
+        </w:rPr>
+        <w:t xml:space="preserve">            // Pet name birthdate</w:t>
+      </w:r>
+    </w:p>
+    <w:p>
+      <w:pPr>
+        <w:spacing w:before="0" w:after="0"/>
+        <w:ind w:left="288"/>
+        <w:shd w:val="clear" w:color="auto" w:fill="F2F2F2"/>
+      </w:pPr>
+      <w:r>
+        <w:rPr>
+          <w:rFonts w:ascii="Courier New" w:hAnsi="Courier New"/>
+          <w:sz w:val="19"/>
+        </w:rPr>
+        <w:t xml:space="preserve">            population.Add(new Pet(parts[1], parts[2]));</w:t>
+      </w:r>
+    </w:p>
+    <w:p>
+      <w:pPr>
+        <w:spacing w:before="0" w:after="0"/>
+        <w:ind w:left="288"/>
+        <w:shd w:val="clear" w:color="auto" w:fill="F2F2F2"/>
+      </w:pPr>
+      <w:r>
+        <w:rPr>
+          <w:rFonts w:ascii="Courier New" w:hAnsi="Courier New"/>
+          <w:sz w:val="19"/>
+        </w:rPr>
+        <w:t xml:space="preserve">            break;</w:t>
+      </w:r>
+    </w:p>
+    <w:p>
+      <w:pPr>
+        <w:spacing w:before="0" w:after="0"/>
+        <w:ind w:left="288"/>
+        <w:shd w:val="clear" w:color="auto" w:fill="F2F2F2"/>
+      </w:pPr>
+      <w:r>
+        <w:rPr>
+          <w:rFonts w:ascii="Courier New" w:hAnsi="Courier New"/>
+          <w:sz w:val="19"/>
+        </w:rPr>
+        <w:t xml:space="preserve">    }</w:t>
+      </w:r>
+    </w:p>
+    <w:p>
+      <w:pPr>
+        <w:spacing w:before="0" w:after="0"/>
+        <w:ind w:left="288"/>
+        <w:shd w:val="clear" w:color="auto" w:fill="F2F2F2"/>
+      </w:pPr>
+      <w:r>
+        <w:rPr>
+          <w:rFonts w:ascii="Courier New" w:hAnsi="Courier New"/>
+          <w:sz w:val="19"/>
+        </w:rPr>
+        <w:t>}</w:t>
+      </w:r>
+    </w:p>
+    <w:p>
+      <w:pPr>
+        <w:spacing w:before="0" w:after="0"/>
+        <w:ind w:left="288"/>
+        <w:shd w:val="clear" w:color="auto" w:fill="F2F2F2"/>
+      </w:pPr>
+      <w:r>
+        <w:rPr>
+          <w:rFonts w:ascii="Courier New" w:hAnsi="Courier New"/>
+          <w:sz w:val="19"/>
+        </w:rPr>
+      </w:r>
+    </w:p>
+    <w:p>
+      <w:pPr>
+        <w:spacing w:before="0" w:after="0"/>
+        <w:ind w:left="288"/>
+        <w:shd w:val="clear" w:color="auto" w:fill="F2F2F2"/>
+      </w:pPr>
+      <w:r>
+        <w:rPr>
+          <w:rFonts w:ascii="Courier New" w:hAnsi="Courier New"/>
+          <w:sz w:val="19"/>
+        </w:rPr>
+        <w:t>string year = Console.ReadLine();   // търсената година</w:t>
+      </w:r>
+    </w:p>
+    <w:p>
+      <w:pPr>
+        <w:spacing w:before="0" w:after="0"/>
+        <w:ind w:left="288"/>
+        <w:shd w:val="clear" w:color="auto" w:fill="F2F2F2"/>
+      </w:pPr>
+      <w:r>
+        <w:rPr>
+          <w:rFonts w:ascii="Courier New" w:hAnsi="Courier New"/>
+          <w:sz w:val="19"/>
+        </w:rPr>
+      </w:r>
+    </w:p>
+    <w:p>
+      <w:pPr>
+        <w:spacing w:before="0" w:after="0"/>
+        <w:ind w:left="288"/>
+        <w:shd w:val="clear" w:color="auto" w:fill="F2F2F2"/>
+      </w:pPr>
+      <w:r>
+        <w:rPr>
+          <w:rFonts w:ascii="Courier New" w:hAnsi="Courier New"/>
+          <w:color w:val="007000"/>
+          <w:sz w:val="19"/>
+        </w:rPr>
+        <w:t>// OfType&lt;IBirthable&gt;() взима само обектите, имплементиращи IBirthable</w:t>
+      </w:r>
+    </w:p>
+    <w:p>
+      <w:pPr>
+        <w:spacing w:before="0" w:after="0"/>
+        <w:ind w:left="288"/>
+        <w:shd w:val="clear" w:color="auto" w:fill="F2F2F2"/>
+      </w:pPr>
+      <w:r>
+        <w:rPr>
+          <w:rFonts w:ascii="Courier New" w:hAnsi="Courier New"/>
+          <w:color w:val="007000"/>
+          <w:sz w:val="19"/>
+        </w:rPr>
+        <w:t>// (Citizen и Pet — не Robot)</w:t>
+      </w:r>
+    </w:p>
+    <w:p>
+      <w:pPr>
+        <w:spacing w:before="0" w:after="0"/>
+        <w:ind w:left="288"/>
+        <w:shd w:val="clear" w:color="auto" w:fill="F2F2F2"/>
+      </w:pPr>
+      <w:r>
+        <w:rPr>
+          <w:rFonts w:ascii="Courier New" w:hAnsi="Courier New"/>
+          <w:sz w:val="19"/>
+        </w:rPr>
+        <w:t>population</w:t>
+      </w:r>
+    </w:p>
+    <w:p>
+      <w:pPr>
+        <w:spacing w:before="0" w:after="0"/>
+        <w:ind w:left="288"/>
+        <w:shd w:val="clear" w:color="auto" w:fill="F2F2F2"/>
+      </w:pPr>
+      <w:r>
+        <w:rPr>
+          <w:rFonts w:ascii="Courier New" w:hAnsi="Courier New"/>
+          <w:sz w:val="19"/>
+        </w:rPr>
+        <w:t xml:space="preserve">    .OfType&lt;IBirthable&gt;()</w:t>
+      </w:r>
+    </w:p>
+    <w:p>
+      <w:pPr>
+        <w:spacing w:before="0" w:after="0"/>
+        <w:ind w:left="288"/>
+        <w:shd w:val="clear" w:color="auto" w:fill="F2F2F2"/>
+      </w:pPr>
+      <w:r>
+        <w:rPr>
+          <w:rFonts w:ascii="Courier New" w:hAnsi="Courier New"/>
+          <w:sz w:val="19"/>
+        </w:rPr>
+        <w:t xml:space="preserve">    .Where(b =&gt; b.Birthdate.EndsWith(year))</w:t>
+      </w:r>
+    </w:p>
+    <w:p>
+      <w:pPr>
+        <w:spacing w:before="0" w:after="0"/>
+        <w:ind w:left="288"/>
+        <w:shd w:val="clear" w:color="auto" w:fill="F2F2F2"/>
+      </w:pPr>
+      <w:r>
+        <w:rPr>
+          <w:rFonts w:ascii="Courier New" w:hAnsi="Courier New"/>
+          <w:sz w:val="19"/>
+        </w:rPr>
+        <w:t xml:space="preserve">    .Select(b =&gt; b.Birthdate)</w:t>
+      </w:r>
+    </w:p>
+    <w:p>
+      <w:pPr>
+        <w:spacing w:before="0" w:after="0"/>
+        <w:ind w:left="288"/>
+        <w:shd w:val="clear" w:color="auto" w:fill="F2F2F2"/>
+      </w:pPr>
+      <w:r>
+        <w:rPr>
+          <w:rFonts w:ascii="Courier New" w:hAnsi="Courier New"/>
+          <w:sz w:val="19"/>
+        </w:rPr>
+        <w:t xml:space="preserve">    .ToList()</w:t>
+      </w:r>
+    </w:p>
+    <w:p>
+      <w:pPr>
+        <w:spacing w:before="0" w:after="0"/>
+        <w:ind w:left="288"/>
+        <w:shd w:val="clear" w:color="auto" w:fill="F2F2F2"/>
+      </w:pPr>
+      <w:r>
+        <w:rPr>
+          <w:rFonts w:ascii="Courier New" w:hAnsi="Courier New"/>
+          <w:sz w:val="19"/>
+        </w:rPr>
+        <w:t xml:space="preserve">    .ForEach(Console.WriteLine);</w:t>
+      </w:r>
+    </w:p>
+    <w:p>
+      <w:pPr>
+        <w:spacing w:after="80"/>
+        <w:ind w:left="288"/>
+      </w:pPr>
+      <w:r>
+        <w:rPr>
+          <w:i/>
+          <w:color w:val="1F497D"/>
+          <w:sz w:val="21"/>
+        </w:rPr>
+        <w:t>Ключово: OfType&lt;IBirthable&gt;() — LINQ метод, който филтрира по тип. EndsWith(year) работи защото датата е "dd/mm/yyyy" и годината е в края.</w:t>
+      </w:r>
+    </w:p>
+    <w:p/>
+    <w:p>
+      <w:pPr>
+        <w:spacing w:before="280" w:after="80"/>
+        <w:shd w:val="clear" w:color="auto" w:fill="2E75B6"/>
+      </w:pPr>
+      <w:r>
+        <w:rPr>
+          <w:b/>
+          <w:color w:val="FFFFFF"/>
+          <w:sz w:val="28"/>
+        </w:rPr>
+        <w:t xml:space="preserve">  Задача 3: Недостиг на храна</w:t>
+      </w:r>
+    </w:p>
+    <w:p>
+      <w:pPr>
+        <w:spacing w:after="80"/>
+        <w:ind w:left="288"/>
+      </w:pPr>
+      <w:r>
+        <w:rPr>
+          <w:i/>
+          <w:color w:val="1B5E20"/>
+          <w:sz w:val="21"/>
+        </w:rPr>
+        <w:t>Разширява Задача 2. Добавя Rebel(name, age, group) и интерфейс IBuyer с BuyFood(). Citizen +10 храна, Rebel +5. Извежда общото количество закупена храна.</w:t>
+      </w:r>
+    </w:p>
+    <w:p>
+      <w:pPr>
+        <w:spacing w:before="40" w:after="40"/>
+      </w:pPr>
+    </w:p>
+    <w:p>
+      <w:pPr>
+        <w:spacing w:before="160" w:after="40"/>
+      </w:pPr>
+      <w:r>
+        <w:rPr>
+          <w:b/>
+          <w:color w:val="1F497D"/>
+          <w:sz w:val="24"/>
+        </w:rPr>
+        <w:t>Интерфейс IBuyer:</w:t>
+      </w:r>
+    </w:p>
+    <w:p>
+      <w:pPr>
+        <w:spacing w:before="0" w:after="0"/>
+        <w:ind w:left="288"/>
+        <w:shd w:val="clear" w:color="auto" w:fill="F2F2F2"/>
+      </w:pPr>
+      <w:r>
+        <w:rPr>
+          <w:rFonts w:ascii="Courier New" w:hAnsi="Courier New"/>
+          <w:sz w:val="19"/>
+        </w:rPr>
+        <w:t>interface IBuyer</w:t>
+      </w:r>
+    </w:p>
+    <w:p>
+      <w:pPr>
+        <w:spacing w:before="0" w:after="0"/>
+        <w:ind w:left="288"/>
+        <w:shd w:val="clear" w:color="auto" w:fill="F2F2F2"/>
+      </w:pPr>
+      <w:r>
+        <w:rPr>
+          <w:rFonts w:ascii="Courier New" w:hAnsi="Courier New"/>
+          <w:sz w:val="19"/>
+        </w:rPr>
+        <w:t>{</w:t>
+      </w:r>
+    </w:p>
+    <w:p>
+      <w:pPr>
+        <w:spacing w:before="0" w:after="0"/>
+        <w:ind w:left="288"/>
+        <w:shd w:val="clear" w:color="auto" w:fill="F2F2F2"/>
+      </w:pPr>
+      <w:r>
+        <w:rPr>
+          <w:rFonts w:ascii="Courier New" w:hAnsi="Courier New"/>
+          <w:sz w:val="19"/>
+        </w:rPr>
+        <w:t xml:space="preserve">    int  Food    { get; }</w:t>
+      </w:r>
+    </w:p>
+    <w:p>
+      <w:pPr>
+        <w:spacing w:before="0" w:after="0"/>
+        <w:ind w:left="288"/>
+        <w:shd w:val="clear" w:color="auto" w:fill="F2F2F2"/>
+      </w:pPr>
+      <w:r>
+        <w:rPr>
+          <w:rFonts w:ascii="Courier New" w:hAnsi="Courier New"/>
+          <w:sz w:val="19"/>
+        </w:rPr>
+        <w:t xml:space="preserve">    void BuyFood();</w:t>
+      </w:r>
+    </w:p>
+    <w:p>
+      <w:pPr>
+        <w:spacing w:before="0" w:after="0"/>
+        <w:ind w:left="288"/>
+        <w:shd w:val="clear" w:color="auto" w:fill="F2F2F2"/>
+      </w:pPr>
+      <w:r>
+        <w:rPr>
+          <w:rFonts w:ascii="Courier New" w:hAnsi="Courier New"/>
+          <w:sz w:val="19"/>
+        </w:rPr>
+        <w:t>}</w:t>
+      </w:r>
+    </w:p>
+    <w:p>
+      <w:pPr>
+        <w:spacing w:before="40" w:after="40"/>
+      </w:pPr>
+    </w:p>
+    <w:p>
+      <w:pPr>
+        <w:spacing w:before="160" w:after="40"/>
+      </w:pPr>
+      <w:r>
+        <w:rPr>
+          <w:b/>
+          <w:color w:val="1F497D"/>
+          <w:sz w:val="24"/>
+        </w:rPr>
+        <w:t>Класове (само новото / промененото):</w:t>
+      </w:r>
+    </w:p>
+    <w:p>
+      <w:pPr>
+        <w:spacing w:before="0" w:after="0"/>
+        <w:ind w:left="288"/>
+        <w:shd w:val="clear" w:color="auto" w:fill="F2F2F2"/>
+      </w:pPr>
+      <w:r>
+        <w:rPr>
+          <w:rFonts w:ascii="Courier New" w:hAnsi="Courier New"/>
+          <w:color w:val="007000"/>
+          <w:sz w:val="19"/>
+        </w:rPr>
+        <w:t>// Citizen имплементира IBuyer — добавяме Food и BuyFood()</w:t>
+      </w:r>
+    </w:p>
+    <w:p>
+      <w:pPr>
+        <w:spacing w:before="0" w:after="0"/>
+        <w:ind w:left="288"/>
+        <w:shd w:val="clear" w:color="auto" w:fill="F2F2F2"/>
+      </w:pPr>
+      <w:r>
+        <w:rPr>
+          <w:rFonts w:ascii="Courier New" w:hAnsi="Courier New"/>
+          <w:sz w:val="19"/>
+        </w:rPr>
+        <w:t>class Citizen : IId, IBirthable, IBuyer</w:t>
+      </w:r>
+    </w:p>
+    <w:p>
+      <w:pPr>
+        <w:spacing w:before="0" w:after="0"/>
+        <w:ind w:left="288"/>
+        <w:shd w:val="clear" w:color="auto" w:fill="F2F2F2"/>
+      </w:pPr>
+      <w:r>
+        <w:rPr>
+          <w:rFonts w:ascii="Courier New" w:hAnsi="Courier New"/>
+          <w:sz w:val="19"/>
+        </w:rPr>
+        <w:t>{</w:t>
+      </w:r>
+    </w:p>
+    <w:p>
+      <w:pPr>
+        <w:spacing w:before="0" w:after="0"/>
+        <w:ind w:left="288"/>
+        <w:shd w:val="clear" w:color="auto" w:fill="F2F2F2"/>
+      </w:pPr>
+      <w:r>
+        <w:rPr>
+          <w:rFonts w:ascii="Courier New" w:hAnsi="Courier New"/>
+          <w:sz w:val="19"/>
+        </w:rPr>
+        <w:t xml:space="preserve">    public string Name      { get; }</w:t>
+      </w:r>
+    </w:p>
+    <w:p>
+      <w:pPr>
+        <w:spacing w:before="0" w:after="0"/>
+        <w:ind w:left="288"/>
+        <w:shd w:val="clear" w:color="auto" w:fill="F2F2F2"/>
+      </w:pPr>
+      <w:r>
+        <w:rPr>
+          <w:rFonts w:ascii="Courier New" w:hAnsi="Courier New"/>
+          <w:sz w:val="19"/>
+        </w:rPr>
+        <w:t xml:space="preserve">    public int    Age       { get; }</w:t>
+      </w:r>
+    </w:p>
+    <w:p>
+      <w:pPr>
+        <w:spacing w:before="0" w:after="0"/>
+        <w:ind w:left="288"/>
+        <w:shd w:val="clear" w:color="auto" w:fill="F2F2F2"/>
+      </w:pPr>
+      <w:r>
+        <w:rPr>
+          <w:rFonts w:ascii="Courier New" w:hAnsi="Courier New"/>
+          <w:sz w:val="19"/>
+        </w:rPr>
+        <w:t xml:space="preserve">    public string Id        { get; }</w:t>
+      </w:r>
+    </w:p>
+    <w:p>
+      <w:pPr>
+        <w:spacing w:before="0" w:after="0"/>
+        <w:ind w:left="288"/>
+        <w:shd w:val="clear" w:color="auto" w:fill="F2F2F2"/>
+      </w:pPr>
+      <w:r>
+        <w:rPr>
+          <w:rFonts w:ascii="Courier New" w:hAnsi="Courier New"/>
+          <w:sz w:val="19"/>
+        </w:rPr>
+        <w:t xml:space="preserve">    public string Birthdate { get; }</w:t>
+      </w:r>
+    </w:p>
+    <w:p>
+      <w:pPr>
+        <w:spacing w:before="0" w:after="0"/>
+        <w:ind w:left="288"/>
+        <w:shd w:val="clear" w:color="auto" w:fill="F2F2F2"/>
+      </w:pPr>
+      <w:r>
+        <w:rPr>
+          <w:rFonts w:ascii="Courier New" w:hAnsi="Courier New"/>
+          <w:sz w:val="19"/>
+        </w:rPr>
+        <w:t xml:space="preserve">    public int    Food      { get; private set; } = 0;</w:t>
+      </w:r>
+    </w:p>
+    <w:p>
+      <w:pPr>
+        <w:spacing w:before="0" w:after="0"/>
+        <w:ind w:left="288"/>
+        <w:shd w:val="clear" w:color="auto" w:fill="F2F2F2"/>
+      </w:pPr>
+      <w:r>
+        <w:rPr>
+          <w:rFonts w:ascii="Courier New" w:hAnsi="Courier New"/>
+          <w:sz w:val="19"/>
+        </w:rPr>
+      </w:r>
+    </w:p>
+    <w:p>
+      <w:pPr>
+        <w:spacing w:before="0" w:after="0"/>
+        <w:ind w:left="288"/>
+        <w:shd w:val="clear" w:color="auto" w:fill="F2F2F2"/>
+      </w:pPr>
+      <w:r>
+        <w:rPr>
+          <w:rFonts w:ascii="Courier New" w:hAnsi="Courier New"/>
+          <w:sz w:val="19"/>
+        </w:rPr>
+        <w:t xml:space="preserve">    public Citizen(string name, int age, string id, string birthdate)</w:t>
+      </w:r>
+    </w:p>
+    <w:p>
+      <w:pPr>
+        <w:spacing w:before="0" w:after="0"/>
+        <w:ind w:left="288"/>
+        <w:shd w:val="clear" w:color="auto" w:fill="F2F2F2"/>
+      </w:pPr>
+      <w:r>
+        <w:rPr>
+          <w:rFonts w:ascii="Courier New" w:hAnsi="Courier New"/>
+          <w:sz w:val="19"/>
+        </w:rPr>
+        <w:t xml:space="preserve">    {</w:t>
+      </w:r>
+    </w:p>
+    <w:p>
+      <w:pPr>
+        <w:spacing w:before="0" w:after="0"/>
+        <w:ind w:left="288"/>
+        <w:shd w:val="clear" w:color="auto" w:fill="F2F2F2"/>
+      </w:pPr>
+      <w:r>
+        <w:rPr>
+          <w:rFonts w:ascii="Courier New" w:hAnsi="Courier New"/>
+          <w:sz w:val="19"/>
+        </w:rPr>
+        <w:t xml:space="preserve">        Name = name; Age = age; Id = id; Birthdate = birthdate;</w:t>
+      </w:r>
+    </w:p>
+    <w:p>
+      <w:pPr>
+        <w:spacing w:before="0" w:after="0"/>
+        <w:ind w:left="288"/>
+        <w:shd w:val="clear" w:color="auto" w:fill="F2F2F2"/>
+      </w:pPr>
+      <w:r>
+        <w:rPr>
+          <w:rFonts w:ascii="Courier New" w:hAnsi="Courier New"/>
+          <w:sz w:val="19"/>
+        </w:rPr>
+        <w:t xml:space="preserve">    }</w:t>
+      </w:r>
+    </w:p>
+    <w:p>
+      <w:pPr>
+        <w:spacing w:before="0" w:after="0"/>
+        <w:ind w:left="288"/>
+        <w:shd w:val="clear" w:color="auto" w:fill="F2F2F2"/>
+      </w:pPr>
+      <w:r>
+        <w:rPr>
+          <w:rFonts w:ascii="Courier New" w:hAnsi="Courier New"/>
+          <w:sz w:val="19"/>
+        </w:rPr>
+      </w:r>
+    </w:p>
+    <w:p>
+      <w:pPr>
+        <w:spacing w:before="0" w:after="0"/>
+        <w:ind w:left="288"/>
+        <w:shd w:val="clear" w:color="auto" w:fill="F2F2F2"/>
+      </w:pPr>
+      <w:r>
+        <w:rPr>
+          <w:rFonts w:ascii="Courier New" w:hAnsi="Courier New"/>
+          <w:sz w:val="19"/>
+        </w:rPr>
+        <w:t xml:space="preserve">    public void BuyFood() =&gt; Food += 10;   // гражданин +10</w:t>
+      </w:r>
+    </w:p>
+    <w:p>
+      <w:pPr>
+        <w:spacing w:before="0" w:after="0"/>
+        <w:ind w:left="288"/>
+        <w:shd w:val="clear" w:color="auto" w:fill="F2F2F2"/>
+      </w:pPr>
+      <w:r>
+        <w:rPr>
+          <w:rFonts w:ascii="Courier New" w:hAnsi="Courier New"/>
+          <w:sz w:val="19"/>
+        </w:rPr>
+        <w:t>}</w:t>
+      </w:r>
+    </w:p>
+    <w:p>
+      <w:pPr>
+        <w:spacing w:before="0" w:after="0"/>
+        <w:ind w:left="288"/>
+        <w:shd w:val="clear" w:color="auto" w:fill="F2F2F2"/>
+      </w:pPr>
+      <w:r>
+        <w:rPr>
+          <w:rFonts w:ascii="Courier New" w:hAnsi="Courier New"/>
+          <w:sz w:val="19"/>
+        </w:rPr>
+      </w:r>
+    </w:p>
+    <w:p>
+      <w:pPr>
+        <w:spacing w:before="0" w:after="0"/>
+        <w:ind w:left="288"/>
+        <w:shd w:val="clear" w:color="auto" w:fill="F2F2F2"/>
+      </w:pPr>
+      <w:r>
+        <w:rPr>
+          <w:rFonts w:ascii="Courier New" w:hAnsi="Courier New"/>
+          <w:color w:val="007000"/>
+          <w:sz w:val="19"/>
+        </w:rPr>
+        <w:t>// Нов клас Rebel</w:t>
+      </w:r>
+    </w:p>
+    <w:p>
+      <w:pPr>
+        <w:spacing w:before="0" w:after="0"/>
+        <w:ind w:left="288"/>
+        <w:shd w:val="clear" w:color="auto" w:fill="F2F2F2"/>
+      </w:pPr>
+      <w:r>
+        <w:rPr>
+          <w:rFonts w:ascii="Courier New" w:hAnsi="Courier New"/>
+          <w:sz w:val="19"/>
+        </w:rPr>
+        <w:t>class Rebel : IBuyer</w:t>
+      </w:r>
+    </w:p>
+    <w:p>
+      <w:pPr>
+        <w:spacing w:before="0" w:after="0"/>
+        <w:ind w:left="288"/>
+        <w:shd w:val="clear" w:color="auto" w:fill="F2F2F2"/>
+      </w:pPr>
+      <w:r>
+        <w:rPr>
+          <w:rFonts w:ascii="Courier New" w:hAnsi="Courier New"/>
+          <w:sz w:val="19"/>
+        </w:rPr>
+        <w:t>{</w:t>
+      </w:r>
+    </w:p>
+    <w:p>
+      <w:pPr>
+        <w:spacing w:before="0" w:after="0"/>
+        <w:ind w:left="288"/>
+        <w:shd w:val="clear" w:color="auto" w:fill="F2F2F2"/>
+      </w:pPr>
+      <w:r>
+        <w:rPr>
+          <w:rFonts w:ascii="Courier New" w:hAnsi="Courier New"/>
+          <w:sz w:val="19"/>
+        </w:rPr>
+        <w:t xml:space="preserve">    public string Name  { get; }</w:t>
+      </w:r>
+    </w:p>
+    <w:p>
+      <w:pPr>
+        <w:spacing w:before="0" w:after="0"/>
+        <w:ind w:left="288"/>
+        <w:shd w:val="clear" w:color="auto" w:fill="F2F2F2"/>
+      </w:pPr>
+      <w:r>
+        <w:rPr>
+          <w:rFonts w:ascii="Courier New" w:hAnsi="Courier New"/>
+          <w:sz w:val="19"/>
+        </w:rPr>
+        <w:t xml:space="preserve">    public int    Age   { get; }</w:t>
+      </w:r>
+    </w:p>
+    <w:p>
+      <w:pPr>
+        <w:spacing w:before="0" w:after="0"/>
+        <w:ind w:left="288"/>
+        <w:shd w:val="clear" w:color="auto" w:fill="F2F2F2"/>
+      </w:pPr>
+      <w:r>
+        <w:rPr>
+          <w:rFonts w:ascii="Courier New" w:hAnsi="Courier New"/>
+          <w:sz w:val="19"/>
+        </w:rPr>
+        <w:t xml:space="preserve">    public string Group { get; }</w:t>
+      </w:r>
+    </w:p>
+    <w:p>
+      <w:pPr>
+        <w:spacing w:before="0" w:after="0"/>
+        <w:ind w:left="288"/>
+        <w:shd w:val="clear" w:color="auto" w:fill="F2F2F2"/>
+      </w:pPr>
+      <w:r>
+        <w:rPr>
+          <w:rFonts w:ascii="Courier New" w:hAnsi="Courier New"/>
+          <w:sz w:val="19"/>
+        </w:rPr>
+        <w:t xml:space="preserve">    public int    Food  { get; private set; } = 0;</w:t>
+      </w:r>
+    </w:p>
+    <w:p>
+      <w:pPr>
+        <w:spacing w:before="0" w:after="0"/>
+        <w:ind w:left="288"/>
+        <w:shd w:val="clear" w:color="auto" w:fill="F2F2F2"/>
+      </w:pPr>
+      <w:r>
+        <w:rPr>
+          <w:rFonts w:ascii="Courier New" w:hAnsi="Courier New"/>
+          <w:sz w:val="19"/>
+        </w:rPr>
+      </w:r>
+    </w:p>
+    <w:p>
+      <w:pPr>
+        <w:spacing w:before="0" w:after="0"/>
+        <w:ind w:left="288"/>
+        <w:shd w:val="clear" w:color="auto" w:fill="F2F2F2"/>
+      </w:pPr>
+      <w:r>
+        <w:rPr>
+          <w:rFonts w:ascii="Courier New" w:hAnsi="Courier New"/>
+          <w:sz w:val="19"/>
+        </w:rPr>
+        <w:t xml:space="preserve">    public Rebel(string name, int age, string group)</w:t>
+      </w:r>
+    </w:p>
+    <w:p>
+      <w:pPr>
+        <w:spacing w:before="0" w:after="0"/>
+        <w:ind w:left="288"/>
+        <w:shd w:val="clear" w:color="auto" w:fill="F2F2F2"/>
+      </w:pPr>
+      <w:r>
+        <w:rPr>
+          <w:rFonts w:ascii="Courier New" w:hAnsi="Courier New"/>
+          <w:sz w:val="19"/>
+        </w:rPr>
+        <w:t xml:space="preserve">    {</w:t>
+      </w:r>
+    </w:p>
+    <w:p>
+      <w:pPr>
+        <w:spacing w:before="0" w:after="0"/>
+        <w:ind w:left="288"/>
+        <w:shd w:val="clear" w:color="auto" w:fill="F2F2F2"/>
+      </w:pPr>
+      <w:r>
+        <w:rPr>
+          <w:rFonts w:ascii="Courier New" w:hAnsi="Courier New"/>
+          <w:sz w:val="19"/>
+        </w:rPr>
+        <w:t xml:space="preserve">        Name  = name;</w:t>
+      </w:r>
+    </w:p>
+    <w:p>
+      <w:pPr>
+        <w:spacing w:before="0" w:after="0"/>
+        <w:ind w:left="288"/>
+        <w:shd w:val="clear" w:color="auto" w:fill="F2F2F2"/>
+      </w:pPr>
+      <w:r>
+        <w:rPr>
+          <w:rFonts w:ascii="Courier New" w:hAnsi="Courier New"/>
+          <w:sz w:val="19"/>
+        </w:rPr>
+        <w:t xml:space="preserve">        Age   = age;</w:t>
+      </w:r>
+    </w:p>
+    <w:p>
+      <w:pPr>
+        <w:spacing w:before="0" w:after="0"/>
+        <w:ind w:left="288"/>
+        <w:shd w:val="clear" w:color="auto" w:fill="F2F2F2"/>
+      </w:pPr>
+      <w:r>
+        <w:rPr>
+          <w:rFonts w:ascii="Courier New" w:hAnsi="Courier New"/>
+          <w:sz w:val="19"/>
+        </w:rPr>
+        <w:t xml:space="preserve">        Group = group;</w:t>
+      </w:r>
+    </w:p>
+    <w:p>
+      <w:pPr>
+        <w:spacing w:before="0" w:after="0"/>
+        <w:ind w:left="288"/>
+        <w:shd w:val="clear" w:color="auto" w:fill="F2F2F2"/>
+      </w:pPr>
+      <w:r>
+        <w:rPr>
+          <w:rFonts w:ascii="Courier New" w:hAnsi="Courier New"/>
+          <w:sz w:val="19"/>
+        </w:rPr>
+        <w:t xml:space="preserve">    }</w:t>
+      </w:r>
+    </w:p>
+    <w:p>
+      <w:pPr>
+        <w:spacing w:before="0" w:after="0"/>
+        <w:ind w:left="288"/>
+        <w:shd w:val="clear" w:color="auto" w:fill="F2F2F2"/>
+      </w:pPr>
+      <w:r>
+        <w:rPr>
+          <w:rFonts w:ascii="Courier New" w:hAnsi="Courier New"/>
+          <w:sz w:val="19"/>
+        </w:rPr>
+      </w:r>
+    </w:p>
+    <w:p>
+      <w:pPr>
+        <w:spacing w:before="0" w:after="0"/>
+        <w:ind w:left="288"/>
+        <w:shd w:val="clear" w:color="auto" w:fill="F2F2F2"/>
+      </w:pPr>
+      <w:r>
+        <w:rPr>
+          <w:rFonts w:ascii="Courier New" w:hAnsi="Courier New"/>
+          <w:sz w:val="19"/>
+        </w:rPr>
+        <w:t xml:space="preserve">    public void BuyFood() =&gt; Food += 5;    // бунтовник +5</w:t>
+      </w:r>
+    </w:p>
+    <w:p>
+      <w:pPr>
+        <w:spacing w:before="0" w:after="0"/>
+        <w:ind w:left="288"/>
+        <w:shd w:val="clear" w:color="auto" w:fill="F2F2F2"/>
+      </w:pPr>
+      <w:r>
+        <w:rPr>
+          <w:rFonts w:ascii="Courier New" w:hAnsi="Courier New"/>
+          <w:sz w:val="19"/>
+        </w:rPr>
+        <w:t>}</w:t>
+      </w:r>
+    </w:p>
+    <w:p>
+      <w:pPr>
+        <w:spacing w:before="40" w:after="40"/>
+      </w:pPr>
+    </w:p>
+    <w:p>
+      <w:pPr>
+        <w:spacing w:before="160" w:after="40"/>
+      </w:pPr>
+      <w:r>
+        <w:rPr>
+          <w:b/>
+          <w:color w:val="1F497D"/>
+          <w:sz w:val="24"/>
+        </w:rPr>
+        <w:t>Главна програма (Main):</w:t>
+      </w:r>
+    </w:p>
+    <w:p>
+      <w:pPr>
+        <w:spacing w:before="0" w:after="0"/>
+        <w:ind w:left="288"/>
+        <w:shd w:val="clear" w:color="auto" w:fill="F2F2F2"/>
+      </w:pPr>
+      <w:r>
+        <w:rPr>
+          <w:rFonts w:ascii="Courier New" w:hAnsi="Courier New"/>
+          <w:sz w:val="19"/>
+        </w:rPr>
+        <w:t>int n = int.Parse(Console.ReadLine());</w:t>
+      </w:r>
+    </w:p>
+    <w:p>
+      <w:pPr>
+        <w:spacing w:before="0" w:after="0"/>
+        <w:ind w:left="288"/>
+        <w:shd w:val="clear" w:color="auto" w:fill="F2F2F2"/>
+      </w:pPr>
+      <w:r>
+        <w:rPr>
+          <w:rFonts w:ascii="Courier New" w:hAnsi="Courier New"/>
+          <w:sz w:val="19"/>
+        </w:rPr>
+      </w:r>
+    </w:p>
+    <w:p>
+      <w:pPr>
+        <w:spacing w:before="0" w:after="0"/>
+        <w:ind w:left="288"/>
+        <w:shd w:val="clear" w:color="auto" w:fill="F2F2F2"/>
+      </w:pPr>
+      <w:r>
+        <w:rPr>
+          <w:rFonts w:ascii="Courier New" w:hAnsi="Courier New"/>
+          <w:color w:val="007000"/>
+          <w:sz w:val="19"/>
+        </w:rPr>
+        <w:t>// Речник — ключ: name, стойност: IBuyer (Citizen или Rebel)</w:t>
+      </w:r>
+    </w:p>
+    <w:p>
+      <w:pPr>
+        <w:spacing w:before="0" w:after="0"/>
+        <w:ind w:left="288"/>
+        <w:shd w:val="clear" w:color="auto" w:fill="F2F2F2"/>
+      </w:pPr>
+      <w:r>
+        <w:rPr>
+          <w:rFonts w:ascii="Courier New" w:hAnsi="Courier New"/>
+          <w:sz w:val="19"/>
+        </w:rPr>
+        <w:t>Dictionary&lt;string, IBuyer&gt; people = new Dictionary&lt;string, IBuyer&gt;();</w:t>
+      </w:r>
+    </w:p>
+    <w:p>
+      <w:pPr>
+        <w:spacing w:before="0" w:after="0"/>
+        <w:ind w:left="288"/>
+        <w:shd w:val="clear" w:color="auto" w:fill="F2F2F2"/>
+      </w:pPr>
+      <w:r>
+        <w:rPr>
+          <w:rFonts w:ascii="Courier New" w:hAnsi="Courier New"/>
+          <w:sz w:val="19"/>
+        </w:rPr>
+      </w:r>
+    </w:p>
+    <w:p>
+      <w:pPr>
+        <w:spacing w:before="0" w:after="0"/>
+        <w:ind w:left="288"/>
+        <w:shd w:val="clear" w:color="auto" w:fill="F2F2F2"/>
+      </w:pPr>
+      <w:r>
+        <w:rPr>
+          <w:rFonts w:ascii="Courier New" w:hAnsi="Courier New"/>
+          <w:sz w:val="19"/>
+        </w:rPr>
+        <w:t>for (int i = 0; i &lt; n; i++)</w:t>
+      </w:r>
+    </w:p>
+    <w:p>
+      <w:pPr>
+        <w:spacing w:before="0" w:after="0"/>
+        <w:ind w:left="288"/>
+        <w:shd w:val="clear" w:color="auto" w:fill="F2F2F2"/>
+      </w:pPr>
+      <w:r>
+        <w:rPr>
+          <w:rFonts w:ascii="Courier New" w:hAnsi="Courier New"/>
+          <w:sz w:val="19"/>
+        </w:rPr>
+        <w:t>{</w:t>
+      </w:r>
+    </w:p>
+    <w:p>
+      <w:pPr>
+        <w:spacing w:before="0" w:after="0"/>
+        <w:ind w:left="288"/>
+        <w:shd w:val="clear" w:color="auto" w:fill="F2F2F2"/>
+      </w:pPr>
+      <w:r>
+        <w:rPr>
+          <w:rFonts w:ascii="Courier New" w:hAnsi="Courier New"/>
+          <w:sz w:val="19"/>
+        </w:rPr>
+        <w:t xml:space="preserve">    string[] parts = Console.ReadLine().Split(' ');</w:t>
+      </w:r>
+    </w:p>
+    <w:p>
+      <w:pPr>
+        <w:spacing w:before="0" w:after="0"/>
+        <w:ind w:left="288"/>
+        <w:shd w:val="clear" w:color="auto" w:fill="F2F2F2"/>
+      </w:pPr>
+      <w:r>
+        <w:rPr>
+          <w:rFonts w:ascii="Courier New" w:hAnsi="Courier New"/>
+          <w:sz w:val="19"/>
+        </w:rPr>
+      </w:r>
+    </w:p>
+    <w:p>
+      <w:pPr>
+        <w:spacing w:before="0" w:after="0"/>
+        <w:ind w:left="288"/>
+        <w:shd w:val="clear" w:color="auto" w:fill="F2F2F2"/>
+      </w:pPr>
+      <w:r>
+        <w:rPr>
+          <w:rFonts w:ascii="Courier New" w:hAnsi="Courier New"/>
+          <w:sz w:val="19"/>
+        </w:rPr>
+        <w:t xml:space="preserve">    if (parts.Length == 4)   // Citizen: name age id birthdate</w:t>
+      </w:r>
+    </w:p>
+    <w:p>
+      <w:pPr>
+        <w:spacing w:before="0" w:after="0"/>
+        <w:ind w:left="288"/>
+        <w:shd w:val="clear" w:color="auto" w:fill="F2F2F2"/>
+      </w:pPr>
+      <w:r>
+        <w:rPr>
+          <w:rFonts w:ascii="Courier New" w:hAnsi="Courier New"/>
+          <w:sz w:val="19"/>
+        </w:rPr>
+        <w:t xml:space="preserve">        people[parts[0]] = new Citizen(parts[0], int.Parse(parts[1]),</w:t>
+      </w:r>
+    </w:p>
+    <w:p>
+      <w:pPr>
+        <w:spacing w:before="0" w:after="0"/>
+        <w:ind w:left="288"/>
+        <w:shd w:val="clear" w:color="auto" w:fill="F2F2F2"/>
+      </w:pPr>
+      <w:r>
+        <w:rPr>
+          <w:rFonts w:ascii="Courier New" w:hAnsi="Courier New"/>
+          <w:sz w:val="19"/>
+        </w:rPr>
+        <w:t xml:space="preserve">                                       parts[2], parts[3]);</w:t>
+      </w:r>
+    </w:p>
+    <w:p>
+      <w:pPr>
+        <w:spacing w:before="0" w:after="0"/>
+        <w:ind w:left="288"/>
+        <w:shd w:val="clear" w:color="auto" w:fill="F2F2F2"/>
+      </w:pPr>
+      <w:r>
+        <w:rPr>
+          <w:rFonts w:ascii="Courier New" w:hAnsi="Courier New"/>
+          <w:sz w:val="19"/>
+        </w:rPr>
+        <w:t xml:space="preserve">    else                     // Rebel: name age group</w:t>
+      </w:r>
+    </w:p>
+    <w:p>
+      <w:pPr>
+        <w:spacing w:before="0" w:after="0"/>
+        <w:ind w:left="288"/>
+        <w:shd w:val="clear" w:color="auto" w:fill="F2F2F2"/>
+      </w:pPr>
+      <w:r>
+        <w:rPr>
+          <w:rFonts w:ascii="Courier New" w:hAnsi="Courier New"/>
+          <w:sz w:val="19"/>
+        </w:rPr>
+        <w:t xml:space="preserve">        people[parts[0]] = new Rebel(parts[0], int.Parse(parts[1]), parts[2]);</w:t>
+      </w:r>
+    </w:p>
+    <w:p>
+      <w:pPr>
+        <w:spacing w:before="0" w:after="0"/>
+        <w:ind w:left="288"/>
+        <w:shd w:val="clear" w:color="auto" w:fill="F2F2F2"/>
+      </w:pPr>
+      <w:r>
+        <w:rPr>
+          <w:rFonts w:ascii="Courier New" w:hAnsi="Courier New"/>
+          <w:sz w:val="19"/>
+        </w:rPr>
+        <w:t>}</w:t>
+      </w:r>
+    </w:p>
+    <w:p>
+      <w:pPr>
+        <w:spacing w:before="0" w:after="0"/>
+        <w:ind w:left="288"/>
+        <w:shd w:val="clear" w:color="auto" w:fill="F2F2F2"/>
+      </w:pPr>
+      <w:r>
+        <w:rPr>
+          <w:rFonts w:ascii="Courier New" w:hAnsi="Courier New"/>
+          <w:sz w:val="19"/>
+        </w:rPr>
+      </w:r>
+    </w:p>
+    <w:p>
+      <w:pPr>
+        <w:spacing w:before="0" w:after="0"/>
+        <w:ind w:left="288"/>
+        <w:shd w:val="clear" w:color="auto" w:fill="F2F2F2"/>
+      </w:pPr>
+      <w:r>
+        <w:rPr>
+          <w:rFonts w:ascii="Courier New" w:hAnsi="Courier New"/>
+          <w:color w:val="007000"/>
+          <w:sz w:val="19"/>
+        </w:rPr>
+        <w:t>// Четем имена докато не получим "End"</w:t>
+      </w:r>
+    </w:p>
+    <w:p>
+      <w:pPr>
+        <w:spacing w:before="0" w:after="0"/>
+        <w:ind w:left="288"/>
+        <w:shd w:val="clear" w:color="auto" w:fill="F2F2F2"/>
+      </w:pPr>
+      <w:r>
+        <w:rPr>
+          <w:rFonts w:ascii="Courier New" w:hAnsi="Courier New"/>
+          <w:sz w:val="19"/>
+        </w:rPr>
+        <w:t>string name;</w:t>
+      </w:r>
+    </w:p>
+    <w:p>
+      <w:pPr>
+        <w:spacing w:before="0" w:after="0"/>
+        <w:ind w:left="288"/>
+        <w:shd w:val="clear" w:color="auto" w:fill="F2F2F2"/>
+      </w:pPr>
+      <w:r>
+        <w:rPr>
+          <w:rFonts w:ascii="Courier New" w:hAnsi="Courier New"/>
+          <w:sz w:val="19"/>
+        </w:rPr>
+        <w:t>while ((name = Console.ReadLine()) != "End")</w:t>
+      </w:r>
+    </w:p>
+    <w:p>
+      <w:pPr>
+        <w:spacing w:before="0" w:after="0"/>
+        <w:ind w:left="288"/>
+        <w:shd w:val="clear" w:color="auto" w:fill="F2F2F2"/>
+      </w:pPr>
+      <w:r>
+        <w:rPr>
+          <w:rFonts w:ascii="Courier New" w:hAnsi="Courier New"/>
+          <w:sz w:val="19"/>
+        </w:rPr>
+        <w:t>{</w:t>
+      </w:r>
+    </w:p>
+    <w:p>
+      <w:pPr>
+        <w:spacing w:before="0" w:after="0"/>
+        <w:ind w:left="288"/>
+        <w:shd w:val="clear" w:color="auto" w:fill="F2F2F2"/>
+      </w:pPr>
+      <w:r>
+        <w:rPr>
+          <w:rFonts w:ascii="Courier New" w:hAnsi="Courier New"/>
+          <w:color w:val="007000"/>
+          <w:sz w:val="19"/>
+        </w:rPr>
+        <w:t xml:space="preserve">    // Ако името съществува — извикваме BuyFood() (полиморфно!)</w:t>
+      </w:r>
+    </w:p>
+    <w:p>
+      <w:pPr>
+        <w:spacing w:before="0" w:after="0"/>
+        <w:ind w:left="288"/>
+        <w:shd w:val="clear" w:color="auto" w:fill="F2F2F2"/>
+      </w:pPr>
+      <w:r>
+        <w:rPr>
+          <w:rFonts w:ascii="Courier New" w:hAnsi="Courier New"/>
+          <w:sz w:val="19"/>
+        </w:rPr>
+        <w:t xml:space="preserve">    if (people.ContainsKey(name))</w:t>
+      </w:r>
+    </w:p>
+    <w:p>
+      <w:pPr>
+        <w:spacing w:before="0" w:after="0"/>
+        <w:ind w:left="288"/>
+        <w:shd w:val="clear" w:color="auto" w:fill="F2F2F2"/>
+      </w:pPr>
+      <w:r>
+        <w:rPr>
+          <w:rFonts w:ascii="Courier New" w:hAnsi="Courier New"/>
+          <w:sz w:val="19"/>
+        </w:rPr>
+        <w:t xml:space="preserve">        people[name].BuyFood();</w:t>
+      </w:r>
+    </w:p>
+    <w:p>
+      <w:pPr>
+        <w:spacing w:before="0" w:after="0"/>
+        <w:ind w:left="288"/>
+        <w:shd w:val="clear" w:color="auto" w:fill="F2F2F2"/>
+      </w:pPr>
+      <w:r>
+        <w:rPr>
+          <w:rFonts w:ascii="Courier New" w:hAnsi="Courier New"/>
+          <w:color w:val="007000"/>
+          <w:sz w:val="19"/>
+        </w:rPr>
+        <w:t xml:space="preserve">    // Ако не съществува — игнорираме (условието го изисква)</w:t>
+      </w:r>
+    </w:p>
+    <w:p>
+      <w:pPr>
+        <w:spacing w:before="0" w:after="0"/>
+        <w:ind w:left="288"/>
+        <w:shd w:val="clear" w:color="auto" w:fill="F2F2F2"/>
+      </w:pPr>
+      <w:r>
+        <w:rPr>
+          <w:rFonts w:ascii="Courier New" w:hAnsi="Courier New"/>
+          <w:sz w:val="19"/>
+        </w:rPr>
+        <w:t>}</w:t>
+      </w:r>
+    </w:p>
+    <w:p>
+      <w:pPr>
+        <w:spacing w:before="0" w:after="0"/>
+        <w:ind w:left="288"/>
+        <w:shd w:val="clear" w:color="auto" w:fill="F2F2F2"/>
+      </w:pPr>
+      <w:r>
+        <w:rPr>
+          <w:rFonts w:ascii="Courier New" w:hAnsi="Courier New"/>
+          <w:sz w:val="19"/>
+        </w:rPr>
+      </w:r>
+    </w:p>
+    <w:p>
+      <w:pPr>
+        <w:spacing w:before="0" w:after="0"/>
+        <w:ind w:left="288"/>
+        <w:shd w:val="clear" w:color="auto" w:fill="F2F2F2"/>
+      </w:pPr>
+      <w:r>
+        <w:rPr>
+          <w:rFonts w:ascii="Courier New" w:hAnsi="Courier New"/>
+          <w:color w:val="007000"/>
+          <w:sz w:val="19"/>
+        </w:rPr>
+        <w:t>// Сумираме Food на всички с LINQ</w:t>
+      </w:r>
+    </w:p>
+    <w:p>
+      <w:pPr>
+        <w:spacing w:before="0" w:after="0"/>
+        <w:ind w:left="288"/>
+        <w:shd w:val="clear" w:color="auto" w:fill="F2F2F2"/>
+      </w:pPr>
+      <w:r>
+        <w:rPr>
+          <w:rFonts w:ascii="Courier New" w:hAnsi="Courier New"/>
+          <w:sz w:val="19"/>
+        </w:rPr>
+        <w:t>Console.WriteLine(people.Values.Sum(p =&gt; p.Food));</w:t>
+      </w:r>
+    </w:p>
+    <w:p>
+      <w:pPr>
+        <w:spacing w:after="80"/>
+        <w:ind w:left="288"/>
+      </w:pPr>
+      <w:r>
+        <w:rPr>
+          <w:i/>
+          <w:color w:val="1F497D"/>
+          <w:sz w:val="21"/>
+        </w:rPr>
+        <w:t>Ключово: Dictionary&lt;string, IBuyer&gt; — полиморфно извикване BuyFood() работи различно за Citizen (+10) и Rebel (+5) без if-проверка. ContainsKey() — за невалидни имена.</w:t>
+      </w:r>
+    </w:p>
+    <w:p/>
+    <w:p>
+      <w:pPr>
+        <w:spacing w:before="280" w:after="80"/>
+        <w:shd w:val="clear" w:color="auto" w:fill="1F497D"/>
+      </w:pPr>
+      <w:r>
+        <w:rPr>
+          <w:b/>
+          <w:color w:val="FFFFFF"/>
+          <w:sz w:val="28"/>
+        </w:rPr>
+        <w:t xml:space="preserve">  Обобщение — Йерархия на интерфейсите</w:t>
+      </w:r>
+    </w:p>
+    <w:p>
+      <w:pPr>
+        <w:spacing w:before="40" w:after="40"/>
+      </w:pPr>
+    </w:p>
+    <w:tbl>
+      <w:tblPr>
+        <w:tblStyle w:val="TableGrid"/>
+        <w:tblW w:type="auto" w:w="0"/>
+        <w:tblLook w:firstColumn="1" w:firstRow="1" w:lastColumn="0" w:lastRow="0" w:noHBand="0" w:noVBand="1" w:val="04A0"/>
+      </w:tblPr>
+      <w:tblGrid>
+        <w:gridCol w:w="3230"/>
+        <w:gridCol w:w="3230"/>
+        <w:gridCol w:w="3230"/>
+      </w:tblGrid>
+      <w:tr>
+        <w:tc>
+          <w:tcPr>
+            <w:tcW w:type="dxa" w:w="3230"/>
+            <w:shd w:val="clear" w:color="auto" w:fill="1F497D"/>
+          </w:tcPr>
+          <w:p>
+            <w:r>
+              <w:rPr>
+                <w:b/>
+                <w:color w:val="FFFFFF"/>
+                <w:sz w:val="20"/>
+              </w:rPr>
+              <w:t>Клас / Интерфейс</w:t>
+            </w:r>
+          </w:p>
+        </w:tc>
+        <w:tc>
+          <w:tcPr>
+            <w:tcW w:type="dxa" w:w="3230"/>
+            <w:shd w:val="clear" w:color="auto" w:fill="1F497D"/>
+          </w:tcPr>
+          <w:p>
+            <w:r>
+              <w:rPr>
+                <w:b/>
+                <w:color w:val="FFFFFF"/>
+                <w:sz w:val="20"/>
+              </w:rPr>
+              <w:t>Имплементира</w:t>
+            </w:r>
+          </w:p>
+        </w:tc>
+        <w:tc>
+          <w:tcPr>
+            <w:tcW w:type="dxa" w:w="3230"/>
+            <w:shd w:val="clear" w:color="auto" w:fill="1F497D"/>
+          </w:tcPr>
+          <w:p>
+            <w:r>
+              <w:rPr>
+                <w:b/>
+                <w:color w:val="FFFFFF"/>
+                <w:sz w:val="20"/>
+              </w:rPr>
+              <w:t>Свойства / Методи</w:t>
+            </w:r>
+          </w:p>
+        </w:tc>
+      </w:tr>
+      <w:tr>
+        <w:tc>
+          <w:tcPr>
+            <w:tcW w:type="dxa" w:w="3230"/>
+            <w:shd w:val="clear" w:color="auto" w:fill="E2EFDA"/>
+          </w:tcPr>
+          <w:p>
+            <w:r>
+              <w:rPr>
+                <w:b/>
+                <w:sz w:val="20"/>
+              </w:rPr>
+              <w:t>IId</w:t>
+            </w:r>
+          </w:p>
+        </w:tc>
+        <w:tc>
+          <w:tcPr>
+            <w:tcW w:type="dxa" w:w="3230"/>
+            <w:shd w:val="clear" w:color="auto" w:fill="E2EFDA"/>
+          </w:tcPr>
+          <w:p>
+            <w:r>
+              <w:rPr>
+                <w:sz w:val="20"/>
+              </w:rPr>
+              <w:t>—</w:t>
+            </w:r>
+          </w:p>
+        </w:tc>
+        <w:tc>
+          <w:tcPr>
+            <w:tcW w:type="dxa" w:w="3230"/>
+            <w:shd w:val="clear" w:color="auto" w:fill="E2EFDA"/>
+          </w:tcPr>
+          <w:p>
+            <w:r>
+              <w:rPr>
+                <w:sz w:val="20"/>
+              </w:rPr>
+              <w:t>string Id { get; }</w:t>
+            </w:r>
+          </w:p>
+        </w:tc>
+      </w:tr>
+      <w:tr>
+        <w:tc>
+          <w:tcPr>
+            <w:tcW w:type="dxa" w:w="3230"/>
+            <w:shd w:val="clear" w:color="auto" w:fill="FFFFFF"/>
+          </w:tcPr>
+          <w:p>
+            <w:r>
+              <w:rPr>
+                <w:b/>
+                <w:sz w:val="20"/>
+              </w:rPr>
+              <w:t>IBirthable</w:t>
+            </w:r>
+          </w:p>
+        </w:tc>
+        <w:tc>
+          <w:tcPr>
+            <w:tcW w:type="dxa" w:w="3230"/>
+            <w:shd w:val="clear" w:color="auto" w:fill="FFFFFF"/>
+          </w:tcPr>
+          <w:p>
+            <w:r>
+              <w:rPr>
+                <w:sz w:val="20"/>
+              </w:rPr>
+              <w:t>—</w:t>
+            </w:r>
+          </w:p>
+        </w:tc>
+        <w:tc>
+          <w:tcPr>
+            <w:tcW w:type="dxa" w:w="3230"/>
+            <w:shd w:val="clear" w:color="auto" w:fill="FFFFFF"/>
+          </w:tcPr>
+          <w:p>
+            <w:r>
+              <w:rPr>
+                <w:sz w:val="20"/>
+              </w:rPr>
+              <w:t>string Birthdate { get; }</w:t>
+            </w:r>
+          </w:p>
+        </w:tc>
+      </w:tr>
+      <w:tr>
+        <w:tc>
+          <w:tcPr>
+            <w:tcW w:type="dxa" w:w="3230"/>
+            <w:shd w:val="clear" w:color="auto" w:fill="E2EFDA"/>
+          </w:tcPr>
+          <w:p>
+            <w:r>
+              <w:rPr>
+                <w:b/>
+                <w:sz w:val="20"/>
+              </w:rPr>
+              <w:t>IBuyer</w:t>
+            </w:r>
+          </w:p>
+        </w:tc>
+        <w:tc>
+          <w:tcPr>
+            <w:tcW w:type="dxa" w:w="3230"/>
+            <w:shd w:val="clear" w:color="auto" w:fill="E2EFDA"/>
+          </w:tcPr>
+          <w:p>
+            <w:r>
+              <w:rPr>
+                <w:sz w:val="20"/>
+              </w:rPr>
+              <w:t>—</w:t>
+            </w:r>
+          </w:p>
+        </w:tc>
+        <w:tc>
+          <w:tcPr>
+            <w:tcW w:type="dxa" w:w="3230"/>
+            <w:shd w:val="clear" w:color="auto" w:fill="E2EFDA"/>
+          </w:tcPr>
+          <w:p>
+            <w:r>
+              <w:rPr>
+                <w:sz w:val="20"/>
+              </w:rPr>
+              <w:t>int Food { get; }  +  BuyFood()</w:t>
+            </w:r>
+          </w:p>
+        </w:tc>
+      </w:tr>
+      <w:tr>
+        <w:tc>
+          <w:tcPr>
+            <w:tcW w:type="dxa" w:w="3230"/>
+            <w:shd w:val="clear" w:color="auto" w:fill="FFFFFF"/>
+          </w:tcPr>
+          <w:p>
+            <w:r>
+              <w:rPr>
+                <w:b/>
+                <w:sz w:val="20"/>
+              </w:rPr>
+              <w:t>Citizen</w:t>
+            </w:r>
+          </w:p>
+        </w:tc>
+        <w:tc>
+          <w:tcPr>
+            <w:tcW w:type="dxa" w:w="3230"/>
+            <w:shd w:val="clear" w:color="auto" w:fill="FFFFFF"/>
+          </w:tcPr>
+          <w:p>
+            <w:r>
+              <w:rPr>
+                <w:sz w:val="20"/>
+              </w:rPr>
+              <w:t>IId, IBirthable, IBuyer</w:t>
+            </w:r>
+          </w:p>
+        </w:tc>
+        <w:tc>
+          <w:tcPr>
+            <w:tcW w:type="dxa" w:w="3230"/>
+            <w:shd w:val="clear" w:color="auto" w:fill="FFFFFF"/>
+          </w:tcPr>
+          <w:p>
+            <w:r>
+              <w:rPr>
+                <w:sz w:val="20"/>
+              </w:rPr>
+              <w:t>Name, Age, Id, Birthdate, Food</w:t>
+            </w:r>
+          </w:p>
+        </w:tc>
+      </w:tr>
+      <w:tr>
+        <w:tc>
+          <w:tcPr>
+            <w:tcW w:type="dxa" w:w="3230"/>
+            <w:shd w:val="clear" w:color="auto" w:fill="E2EFDA"/>
+          </w:tcPr>
+          <w:p>
+            <w:r>
+              <w:rPr>
+                <w:b/>
+                <w:sz w:val="20"/>
+              </w:rPr>
+              <w:t>Robot</w:t>
+            </w:r>
+          </w:p>
+        </w:tc>
+        <w:tc>
+          <w:tcPr>
+            <w:tcW w:type="dxa" w:w="3230"/>
+            <w:shd w:val="clear" w:color="auto" w:fill="E2EFDA"/>
+          </w:tcPr>
+          <w:p>
+            <w:r>
+              <w:rPr>
+                <w:sz w:val="20"/>
+              </w:rPr>
+              <w:t>IId</w:t>
+            </w:r>
+          </w:p>
+        </w:tc>
+        <w:tc>
+          <w:tcPr>
+            <w:tcW w:type="dxa" w:w="3230"/>
+            <w:shd w:val="clear" w:color="auto" w:fill="E2EFDA"/>
+          </w:tcPr>
+          <w:p>
+            <w:r>
+              <w:rPr>
+                <w:sz w:val="20"/>
+              </w:rPr>
+              <w:t>Model, Id</w:t>
+            </w:r>
+          </w:p>
+        </w:tc>
+      </w:tr>
+      <w:tr>
+        <w:tc>
+          <w:tcPr>
+            <w:tcW w:type="dxa" w:w="3230"/>
+            <w:shd w:val="clear" w:color="auto" w:fill="FFFFFF"/>
+          </w:tcPr>
+          <w:p>
+            <w:r>
+              <w:rPr>
+                <w:b/>
+                <w:sz w:val="20"/>
+              </w:rPr>
+              <w:t>Pet</w:t>
+            </w:r>
+          </w:p>
+        </w:tc>
+        <w:tc>
+          <w:tcPr>
+            <w:tcW w:type="dxa" w:w="3230"/>
+            <w:shd w:val="clear" w:color="auto" w:fill="FFFFFF"/>
+          </w:tcPr>
+          <w:p>
+            <w:r>
+              <w:rPr>
+                <w:sz w:val="20"/>
+              </w:rPr>
+              <w:t>IBirthable</w:t>
+            </w:r>
+          </w:p>
+        </w:tc>
+        <w:tc>
+          <w:tcPr>
+            <w:tcW w:type="dxa" w:w="3230"/>
+            <w:shd w:val="clear" w:color="auto" w:fill="FFFFFF"/>
+          </w:tcPr>
+          <w:p>
+            <w:r>
+              <w:rPr>
+                <w:sz w:val="20"/>
+              </w:rPr>
+              <w:t>Name, Birthdate</w:t>
+            </w:r>
+          </w:p>
+        </w:tc>
+      </w:tr>
+      <w:tr>
+        <w:tc>
+          <w:tcPr>
+            <w:tcW w:type="dxa" w:w="3230"/>
+            <w:shd w:val="clear" w:color="auto" w:fill="E2EFDA"/>
+          </w:tcPr>
+          <w:p>
+            <w:r>
+              <w:rPr>
+                <w:b/>
+                <w:sz w:val="20"/>
+              </w:rPr>
+              <w:t>Rebel</w:t>
+            </w:r>
+          </w:p>
+        </w:tc>
+        <w:tc>
+          <w:tcPr>
+            <w:tcW w:type="dxa" w:w="3230"/>
+            <w:shd w:val="clear" w:color="auto" w:fill="E2EFDA"/>
+          </w:tcPr>
+          <w:p>
+            <w:r>
+              <w:rPr>
+                <w:sz w:val="20"/>
+              </w:rPr>
+              <w:t>IBuyer</w:t>
+            </w:r>
+          </w:p>
+        </w:tc>
+        <w:tc>
+          <w:tcPr>
+            <w:tcW w:type="dxa" w:w="3230"/>
+            <w:shd w:val="clear" w:color="auto" w:fill="E2EFDA"/>
+          </w:tcPr>
+          <w:p>
+            <w:r>
+              <w:rPr>
+                <w:sz w:val="20"/>
+              </w:rPr>
+              <w:t>Name, Age, Group, Food</w:t>
+            </w:r>
+          </w:p>
+        </w:tc>
+      </w:tr>
+    </w:tbl>
     <w:sectPr>
       <w:pgSz w:w="12240" w:h="15840"/>
-      <w:pgMar w:top="1134" w:right="1417" w:bottom="1134" w:left="1417" w:header="720" w:footer="720" w:gutter="0"/>
+      <w:pgMar w:top="1134" w:right="1134" w:bottom="1134" w:left="1417" w:header="720" w:footer="720" w:gutter="0"/>
       <w:cols w:space="720"/>
       <w:docGrid w:linePitch="360"/>
     </w:sectPr>
